--- a/por/docx/06.content.docx
+++ b/por/docx/06.content.docx
@@ -382,7 +382,7 @@
         <w:rPr>
           <w:lang w:val="pt_PT" w:bidi="pt_PT"/>
         </w:rPr>
-        <w:t xml:space="preserve"> Esta é a minha ordem: Seja forte e corajoso. Não tenha medo nem desanime, porque o SENHOR, seu Deus, estará com você por onde andar".</w:t>
+        <w:t xml:space="preserve"> Esta é a minha ordem: Seja forte e corajoso. Não tenha medo nem desanime, porque o SENHOR, seu Deus, estará com você por onde andar”.</w:t>
       </w:r>
     </w:p>
     <w:p>
@@ -424,7 +424,7 @@
         <w:rPr>
           <w:lang w:val="pt_PT" w:bidi="pt_PT"/>
         </w:rPr>
-        <w:t xml:space="preserve"> "Percorram todo o acampamento e avisem ao povo que prepare provisões. Daqui a três dias, vocês atravessarão o rio Jordão para tomar posse da terra que o SENHOR, seu Deus, lhes dá".</w:t>
+        <w:t xml:space="preserve"> "Percorram todo o acampamento e avisem ao povo que prepare provisões. Daqui a três dias, vocês atravessarão o rio Jordão para tomar posse da terra que o SENHOR, seu Deus, lhes dá”.</w:t>
       </w:r>
     </w:p>
     <w:p>
@@ -466,7 +466,7 @@
         <w:rPr>
           <w:lang w:val="pt_PT" w:bidi="pt_PT"/>
         </w:rPr>
-        <w:t xml:space="preserve"> "Lembrem-se do que Moisés, servo do SENHOR, ordenou a vocês: 'O SENHOR, seu Deus, lhes dá descanso e esta terra'.</w:t>
+        <w:t xml:space="preserve"> "Lembrem-se do que Moisés, servo do SENHOR, ordenou a vocês: ‘O SENHOR, seu Deus, lhes dá descanso e esta terra’.</w:t>
       </w:r>
     </w:p>
     <w:p>
@@ -508,7 +508,7 @@
         <w:rPr>
           <w:lang w:val="pt_PT" w:bidi="pt_PT"/>
         </w:rPr>
-        <w:t xml:space="preserve"> Vocês devem permanecer com seus irmãos até que o SENHOR também dê descanso a eles e até que eles recebam a terra que o SENHOR, seu Deus, lhes dá. Depois disso, vocês poderão voltar para a terra a leste do Jordão que Moisés, servo do SENHOR, deu a vocês".</w:t>
+        <w:t xml:space="preserve"> Vocês devem permanecer com seus irmãos até que o SENHOR também dê descanso a eles e até que eles recebam a terra que o SENHOR, seu Deus, lhes dá. Depois disso, vocês poderão voltar para a terra a leste do Jordão que Moisés, servo do SENHOR, deu a vocês”.</w:t>
       </w:r>
     </w:p>
     <w:p>
@@ -529,7 +529,7 @@
         <w:rPr>
           <w:lang w:val="pt_PT" w:bidi="pt_PT"/>
         </w:rPr>
-        <w:t xml:space="preserve"> Eles disseram a Josué: "Cumpriremos todas as suas ordens e iremos para onde nos enviar.</w:t>
+        <w:t xml:space="preserve"> Eles disseram a Josué: “Cumpriremos todas as suas ordens e iremos para onde nos enviar.</w:t>
       </w:r>
     </w:p>
     <w:p>
@@ -571,7 +571,7 @@
         <w:rPr>
           <w:lang w:val="pt_PT" w:bidi="pt_PT"/>
         </w:rPr>
-        <w:t xml:space="preserve"> Quem se rebelar contra o que você disser e não obedecer ao que você ordenar será morto. Portanto, seja forte e corajoso!".</w:t>
+        <w:t xml:space="preserve"> Quem se rebelar contra o que você disser e não obedecer ao que você ordenar será morto. Portanto, seja forte e corajoso!”.</w:t>
       </w:r>
     </w:p>
     <w:p>
@@ -608,7 +608,7 @@
         <w:rPr>
           <w:lang w:val="pt_PT" w:bidi="pt_PT"/>
         </w:rPr>
-        <w:t xml:space="preserve"> De Sitim, Josué, filho de Num, enviou em segredo dois espiões com a seguinte instrução: "Observem a terra, especialmente Jericó". Os homens partiram e passaram a noite na casa de uma prostituta chamada Raabe.</w:t>
+        <w:t xml:space="preserve"> De Sitim, Josué, filho de Num, enviou em segredo dois espiões com a seguinte instrução: “Observem a terra, especialmente Jericó”. Os homens partiram e passaram a noite na casa de uma prostituta chamada Raabe.</w:t>
       </w:r>
     </w:p>
     <w:p>
@@ -629,7 +629,7 @@
         <w:rPr>
           <w:lang w:val="pt_PT" w:bidi="pt_PT"/>
         </w:rPr>
-        <w:t xml:space="preserve"> O rei de Jericó foi informado: "Homens de Israel vieram esta noite para espionar a região".</w:t>
+        <w:t xml:space="preserve"> O rei de Jericó foi informado: “Homens de Israel vieram esta noite para espionar a região”.</w:t>
       </w:r>
     </w:p>
     <w:p>
@@ -650,7 +650,7 @@
         <w:rPr>
           <w:lang w:val="pt_PT" w:bidi="pt_PT"/>
         </w:rPr>
-        <w:t xml:space="preserve"> Então o rei enviou este recado a Raabe: "Leve para fora os homens que entraram na sua casa. Eles são espiões".</w:t>
+        <w:t xml:space="preserve"> Então o rei enviou este recado a Raabe: “Leve para fora os homens que entraram na sua casa. Eles são espiões”.</w:t>
       </w:r>
     </w:p>
     <w:p>
@@ -671,7 +671,7 @@
         <w:rPr>
           <w:lang w:val="pt_PT" w:bidi="pt_PT"/>
         </w:rPr>
-        <w:t xml:space="preserve"> Depois de esconder os dois homens, Raabe respondeu: "Eles estiveram aqui, mas eu não sei de onde vieram.</w:t>
+        <w:t xml:space="preserve"> Depois de esconder os dois homens, Raabe respondeu: “Eles estiveram aqui, mas eu não sei de onde vieram.</w:t>
       </w:r>
     </w:p>
     <w:p>
@@ -692,7 +692,7 @@
         <w:rPr>
           <w:lang w:val="pt_PT" w:bidi="pt_PT"/>
         </w:rPr>
-        <w:t xml:space="preserve"> Eles foram embora ao anoitecer, quase na hora de fechar a porta da cidade. Não sei para onde foram. Se vocês forem depressa, talvez consigam alcançá-los".</w:t>
+        <w:t xml:space="preserve"> Eles foram embora ao anoitecer, quase na hora de fechar a porta da cidade. Não sei para onde foram. Se vocês forem depressa, talvez consigam alcançá-los”.</w:t>
       </w:r>
     </w:p>
     <w:p>
@@ -860,7 +860,7 @@
         <w:rPr>
           <w:lang w:val="pt_PT" w:bidi="pt_PT"/>
         </w:rPr>
-        <w:t xml:space="preserve"> Prometam que, quando Jericó for conquistada, preservarão a minha vida e a de meus pais, a dos meus irmãos e irmãs, e a de todos os familiares deles."</w:t>
+        <w:t xml:space="preserve"> Prometam que, quando Jericó for conquistada, preservarão a minha vida e a de meus pais, a dos meus irmãos e irmãs, e a de todos os familiares deles”.</w:t>
       </w:r>
     </w:p>
     <w:p>
@@ -881,7 +881,7 @@
         <w:rPr>
           <w:lang w:val="pt_PT" w:bidi="pt_PT"/>
         </w:rPr>
-        <w:t xml:space="preserve"> Os homens garantiram: "Nossa vida pela de vocês. Se você não nos entregar, trataremos a todos vocês com bondade quando o SENHOR nos der a terra".</w:t>
+        <w:t xml:space="preserve"> Os homens garantiram: “Nossa vida pela de vocês. Se você não nos entregar, trataremos a todos vocês com bondade quando o SENHOR nos der a terra”.</w:t>
       </w:r>
     </w:p>
     <w:p>
@@ -923,7 +923,7 @@
         <w:rPr>
           <w:lang w:val="pt_PT" w:bidi="pt_PT"/>
         </w:rPr>
-        <w:t xml:space="preserve"> "Fujam para as montanhas e fiquem escondidos lá por três dias", disse ela. "Depois que os perseguidores retornarem, vocês poderão seguir o seu caminho".</w:t>
+        <w:t xml:space="preserve"> "Fujam para as montanhas e fiquem escondidos lá por três dias”, disse ela. “Depois que os perseguidores retornarem, vocês poderão seguir o seu caminho”.</w:t>
       </w:r>
     </w:p>
     <w:p>
@@ -944,7 +944,7 @@
         <w:rPr>
           <w:lang w:val="pt_PT" w:bidi="pt_PT"/>
         </w:rPr>
-        <w:t xml:space="preserve"> Eles disseram: "Só cumpriremos o juramento que fizemos se você seguir nossas instruções.</w:t>
+        <w:t xml:space="preserve"> Eles disseram: “Só cumpriremos o juramento que fizemos se você seguir nossas instruções.</w:t>
       </w:r>
     </w:p>
     <w:p>
@@ -1007,7 +1007,7 @@
         <w:rPr>
           <w:lang w:val="pt_PT" w:bidi="pt_PT"/>
         </w:rPr>
-        <w:t xml:space="preserve"> Se você contar a alguém sobre nossa missão, o juramento será nulo".</w:t>
+        <w:t xml:space="preserve"> Se você contar a alguém sobre nossa missão, o juramento será nulo”.</w:t>
       </w:r>
     </w:p>
     <w:p>
@@ -1028,7 +1028,7 @@
         <w:rPr>
           <w:lang w:val="pt_PT" w:bidi="pt_PT"/>
         </w:rPr>
-        <w:t xml:space="preserve"> "Que seja assim", disse Raabe, deixando a corda vermelha amarrada na janela.</w:t>
+        <w:t xml:space="preserve"> "Que seja assim”, disse Raabe, deixando a corda vermelha amarrada na janela.</w:t>
       </w:r>
     </w:p>
     <w:p>
@@ -1091,7 +1091,7 @@
         <w:rPr>
           <w:lang w:val="pt_PT" w:bidi="pt_PT"/>
         </w:rPr>
-        <w:t xml:space="preserve"> "Com certeza o SENHOR nos deu aquela terra", disseram. "Todos os habitantes tremem de medo por nossa causa."</w:t>
+        <w:t xml:space="preserve"> "Com certeza o SENHOR nos deu aquela terra”, disseram. “Todos os habitantes tremem de medo por nossa causa.”</w:t>
       </w:r>
     </w:p>
     <w:p>
@@ -1170,7 +1170,7 @@
         <w:rPr>
           <w:lang w:val="pt_PT" w:bidi="pt_PT"/>
         </w:rPr>
-        <w:t xml:space="preserve"> dando esta ordem aos israelitas: "Quando vocês virem a arca da aliança do SENHOR, seu Deus, sendo levada pelos sacerdotes levitas, deixem seus lugares e sigam a arca.</w:t>
+        <w:t xml:space="preserve"> dando esta ordem aos israelitas: “Quando vocês virem a arca da aliança do SENHOR, seu Deus, sendo levada pelos sacerdotes levitas, deixem seus lugares e sigam a arca.</w:t>
       </w:r>
     </w:p>
     <w:p>
@@ -1191,7 +1191,7 @@
         <w:rPr>
           <w:lang w:val="pt_PT" w:bidi="pt_PT"/>
         </w:rPr>
-        <w:t xml:space="preserve"> Mantenham uma distância de cerca de um quilômetro. Não se aproximem da arca! Com isso, vocês saberão o caminho que devem seguir, pois nunca passaram por ele".</w:t>
+        <w:t xml:space="preserve"> Mantenham uma distância de cerca de um quilômetro. Não se aproximem da arca! Com isso, vocês saberão o caminho que devem seguir, pois nunca passaram por ele”.</w:t>
       </w:r>
     </w:p>
     <w:p>
@@ -1212,7 +1212,7 @@
         <w:rPr>
           <w:lang w:val="pt_PT" w:bidi="pt_PT"/>
         </w:rPr>
-        <w:t xml:space="preserve"> Então Josué ordenou aos israelitas: "Santifiquem-se, porque amanhã o SENHOR fará grandes feitos entre vocês".</w:t>
+        <w:t xml:space="preserve"> Então Josué ordenou aos israelitas: “Santifiquem-se, porque amanhã o SENHOR fará grandes feitos entre vocês”.</w:t>
       </w:r>
     </w:p>
     <w:p>
@@ -1233,7 +1233,7 @@
         <w:rPr>
           <w:lang w:val="pt_PT" w:bidi="pt_PT"/>
         </w:rPr>
-        <w:t xml:space="preserve"> E também ordenou aos sacerdotes: "Levantem a arca da aliança e vão à frente do povo". Foi o que eles fizeram.</w:t>
+        <w:t xml:space="preserve"> E também ordenou aos sacerdotes: “Levantem a arca da aliança e vão à frente do povo”. Foi o que eles fizeram.</w:t>
       </w:r>
     </w:p>
     <w:p>
@@ -1254,7 +1254,7 @@
         <w:rPr>
           <w:lang w:val="pt_PT" w:bidi="pt_PT"/>
         </w:rPr>
-        <w:t xml:space="preserve"> O SENHOR falou a Josué: "Hoje começarei a engrandecê-lo diante de todo Israel. Eles saberão que estou com você, como estive com Moisés.</w:t>
+        <w:t xml:space="preserve"> O SENHOR falou a Josué: “Hoje começarei a engrandecê-lo diante de todo Israel. Eles saberão que estou com você, como estive com Moisés.</w:t>
       </w:r>
     </w:p>
     <w:p>
@@ -1275,7 +1275,7 @@
         <w:rPr>
           <w:lang w:val="pt_PT" w:bidi="pt_PT"/>
         </w:rPr>
-        <w:t xml:space="preserve"> Ordene aos sacerdotes que estão carregando a arca da aliança: 'Quando chegarem à beira do Jordão, parem ali'".</w:t>
+        <w:t xml:space="preserve"> Ordene aos sacerdotes que estão carregando a arca da aliança: ‘Quando chegarem à beira do Jordão, parem ali’”.</w:t>
       </w:r>
     </w:p>
     <w:p>
@@ -1296,7 +1296,7 @@
         <w:rPr>
           <w:lang w:val="pt_PT" w:bidi="pt_PT"/>
         </w:rPr>
-        <w:t xml:space="preserve"> Em seguida, Josué disse aos israelitas: "Venham para cá e ouçam as palavras do SENHOR, seu Deus.</w:t>
+        <w:t xml:space="preserve"> Em seguida, Josué disse aos israelitas: “Venham para cá e ouçam as palavras do SENHOR, seu Deus.</w:t>
       </w:r>
     </w:p>
     <w:p>
@@ -1380,7 +1380,7 @@
         <w:rPr>
           <w:lang w:val="pt_PT" w:bidi="pt_PT"/>
         </w:rPr>
-        <w:t xml:space="preserve"> Quando os sacerdotes que levam a arca do SENHOR, o Soberano de toda a terra, colocarem os pés no Jordão, as águas ficarão represadas, formando um muro".</w:t>
+        <w:t xml:space="preserve"> Quando os sacerdotes que levam a arca do SENHOR, o Soberano de toda a terra, colocarem os pés no Jordão, as águas ficarão represadas, formando um muro”.</w:t>
       </w:r>
     </w:p>
     <w:p>
@@ -1543,7 +1543,7 @@
         <w:rPr>
           <w:lang w:val="pt_PT" w:bidi="pt_PT"/>
         </w:rPr>
-        <w:t xml:space="preserve"> Ordene a eles: 'Apanhem doze pedras do meio do Jordão, onde os sacerdotes estão parados. Levem essas pedras para o lugar onde vocês irão acampar esta noite'".</w:t>
+        <w:t xml:space="preserve"> Ordene a eles: ‘Apanhem doze pedras do meio do Jordão, onde os sacerdotes estão parados. Levem essas pedras para o lugar onde vocês irão acampar esta noite’”.</w:t>
       </w:r>
     </w:p>
     <w:p>
@@ -1585,7 +1585,7 @@
         <w:rPr>
           <w:lang w:val="pt_PT" w:bidi="pt_PT"/>
         </w:rPr>
-        <w:t xml:space="preserve"> e disse: "Vão até o meio do Jordão, diante da arca do SENHOR, seu Deus. Cada um de vocês deve apanhar uma pedra e colocá-la sobre o ombro. Serão doze pedras, uma para cada tribo de Israel.</w:t>
+        <w:t xml:space="preserve"> e disse: “Vão até o meio do Jordão, diante da arca do SENHOR, seu Deus. Cada um de vocês deve apanhar uma pedra e colocá-la sobre o ombro. Serão doze pedras, uma para cada tribo de Israel.</w:t>
       </w:r>
     </w:p>
     <w:p>
@@ -1606,7 +1606,7 @@
         <w:rPr>
           <w:lang w:val="pt_PT" w:bidi="pt_PT"/>
         </w:rPr>
-        <w:t xml:space="preserve"> Elas servirão como memorial entre vocês. Quando seus filhos perguntarem no futuro: 'Qual é o significado destas pedras?',</w:t>
+        <w:t xml:space="preserve"> Elas servirão como memorial entre vocês. Quando seus filhos perguntarem no futuro: ‘Qual é o significado destas pedras?’,</w:t>
       </w:r>
     </w:p>
     <w:p>
@@ -1627,7 +1627,7 @@
         <w:rPr>
           <w:lang w:val="pt_PT" w:bidi="pt_PT"/>
         </w:rPr>
-        <w:t xml:space="preserve"> vocês responderão: 'Elas nos lembram de que as águas do Jordão pararam diante da arca da aliança do SENHOR quando ela atravessou o Jordão'. Elas serão um memorial para o povo de Israel".</w:t>
+        <w:t xml:space="preserve"> vocês responderão: ‘Elas nos lembram de que as águas do Jordão pararam diante da arca da aliança do SENHOR quando ela atravessou o Jordão’. Elas serão um memorial para o povo de Israel”.</w:t>
       </w:r>
     </w:p>
     <w:p>
@@ -1816,7 +1816,7 @@
         <w:rPr>
           <w:lang w:val="pt_PT" w:bidi="pt_PT"/>
         </w:rPr>
-        <w:t xml:space="preserve"> "Diga aos sacerdotes que carregam a arca da aliança que saiam do meio do rio".</w:t>
+        <w:t xml:space="preserve"> "Diga aos sacerdotes que carregam a arca da aliança que saiam do meio do rio”.</w:t>
       </w:r>
     </w:p>
     <w:p>
@@ -1837,7 +1837,7 @@
         <w:rPr>
           <w:lang w:val="pt_PT" w:bidi="pt_PT"/>
         </w:rPr>
-        <w:t xml:space="preserve"> Então Josué ordenou aos sacerdotes: "Saiam do meio do rio".</w:t>
+        <w:t xml:space="preserve"> Então Josué ordenou aos sacerdotes: “Saiam do meio do rio”.</w:t>
       </w:r>
     </w:p>
     <w:p>
@@ -1921,7 +1921,7 @@
         <w:rPr>
           <w:lang w:val="pt_PT" w:bidi="pt_PT"/>
         </w:rPr>
-        <w:t xml:space="preserve"> Em seguida, Josué lhes disse: "Quando seus filhos perguntarem no futuro: 'Qual é o significado destas pedras?',</w:t>
+        <w:t xml:space="preserve"> Em seguida, Josué lhes disse: “Quando seus filhos perguntarem no futuro: ‘Qual é o significado destas pedras?’,</w:t>
       </w:r>
     </w:p>
     <w:p>
@@ -1942,7 +1942,7 @@
         <w:rPr>
           <w:lang w:val="pt_PT" w:bidi="pt_PT"/>
         </w:rPr>
-        <w:t xml:space="preserve"> vocês responderão: 'Aqui os israelitas atravessaram o Jordão em terra seca'.</w:t>
+        <w:t xml:space="preserve"> vocês responderão: ‘Aqui os israelitas atravessaram o Jordão em terra seca’.</w:t>
       </w:r>
     </w:p>
     <w:p>
@@ -1984,7 +1984,7 @@
         <w:rPr>
           <w:lang w:val="pt_PT" w:bidi="pt_PT"/>
         </w:rPr>
-        <w:t xml:space="preserve"> Ele agiu assim para que todos os povos da terra saibam que ele tem a mão poderosa e para que vocês temam para sempre o SENHOR, seu Deus".</w:t>
+        <w:t xml:space="preserve"> Ele agiu assim para que todos os povos da terra saibam que ele tem a mão poderosa e para que vocês temam para sempre o SENHOR, seu Deus”.</w:t>
       </w:r>
     </w:p>
     <w:p>
@@ -2042,7 +2042,7 @@
         <w:rPr>
           <w:lang w:val="pt_PT" w:bidi="pt_PT"/>
         </w:rPr>
-        <w:t xml:space="preserve"> O SENHOR falou a Josué: "Faça facas de pedra e realize outra circuncisão entre os israelitas".</w:t>
+        <w:t xml:space="preserve"> O SENHOR falou a Josué: “Faça facas de pedra e realize outra circuncisão entre os israelitas”.</w:t>
       </w:r>
     </w:p>
     <w:p>
@@ -2126,7 +2126,7 @@
         <w:rPr>
           <w:lang w:val="pt_PT" w:bidi="pt_PT"/>
         </w:rPr>
-        <w:t xml:space="preserve"> Os israelitas peregrinaram quarenta anos no deserto. Toda a geração de homens com idade para lutar, que tinham saído do Egito, havia morrido. Os israelitas não ouviram a voz do SENHOR, e por isso ele jurou que não permitiria que entrassem na terra que havia prometido, uma terra onde manam leite e mel.</w:t>
+        <w:t xml:space="preserve"> Os israelitas caminharam quarenta anos pelo deserto. Nesse tempo, morreu toda a geração de homens em idade para guerrear, aqueles que tinham saído do Egito. Porque os israelitas não deram atenção à voz do SENHOR, ele jurou que não deixaria essa geração entrar na terra que havia prometido, terra onde jorram leite e mel.</w:t>
       </w:r>
     </w:p>
     <w:p>
@@ -2189,7 +2189,7 @@
         <w:rPr>
           <w:lang w:val="pt_PT" w:bidi="pt_PT"/>
         </w:rPr>
-        <w:t xml:space="preserve"> O SENHOR, então, falou a Josué: "Hoje removi de vocês a vergonha que sofreram no Egito". Por isso, aquele lugar é chamado Gilgal até hoje.</w:t>
+        <w:t xml:space="preserve"> O SENHOR, então, falou a Josué: “Hoje removi de vocês a vergonha que sofreram no Egito”. Por isso, aquele lugar é chamado Gilgal até hoje.</w:t>
       </w:r>
     </w:p>
     <w:p>
@@ -2273,7 +2273,7 @@
         <w:rPr>
           <w:lang w:val="pt_PT" w:bidi="pt_PT"/>
         </w:rPr>
-        <w:t xml:space="preserve"> Quando Josué estava perto de Jericó, levantou os olhos e viu um homem em pé à sua frente, segurando uma espada desembainhada. Aproximando-se, Josué perguntou: "Você está do nosso lado ou do lado dos nossos inimigos?".</w:t>
+        <w:t xml:space="preserve"> Quando Josué estava perto de Jericó, levantou os olhos e viu um homem em pé à sua frente, segurando uma espada desembainhada. Aproximando-se, Josué perguntou: “Você está do nosso lado ou do lado dos nossos inimigos?”.</w:t>
       </w:r>
     </w:p>
     <w:p>
@@ -2294,7 +2294,7 @@
         <w:rPr>
           <w:lang w:val="pt_PT" w:bidi="pt_PT"/>
         </w:rPr>
-        <w:t xml:space="preserve"> Ele respondeu: "Não. Sou o comandante do exército do SENHOR. Acabo de chegar". Então Josué se prostrou com o rosto no chão e perguntou: "O que o senhor quer que seu servo faça?".</w:t>
+        <w:t xml:space="preserve"> Ele respondeu: “Não. Sou o comandante do exército do SENHOR. Acabo de chegar”. Então Josué se prostrou com o rosto no chão e perguntou: “O que o senhor quer que seu servo faça?”.</w:t>
       </w:r>
     </w:p>
     <w:p>
@@ -2315,7 +2315,7 @@
         <w:rPr>
           <w:lang w:val="pt_PT" w:bidi="pt_PT"/>
         </w:rPr>
-        <w:t xml:space="preserve"> O comandante do exército do SENHOR respondeu: "Tire as sandálias, porque o lugar onde você pisa é santo". E foi o que Josué fez.</w:t>
+        <w:t xml:space="preserve"> O comandante do exército do SENHOR respondeu: “Tire as sandálias, porque o lugar onde você pisa é santo”. E foi o que Josué fez.</w:t>
       </w:r>
     </w:p>
     <w:p>
@@ -2373,7 +2373,7 @@
         <w:rPr>
           <w:lang w:val="pt_PT" w:bidi="pt_PT"/>
         </w:rPr>
-        <w:t xml:space="preserve"> O SENHOR disse a Josué: "Veja, eu entreguei Jericó, com o rei e todos os guerreiros da cidade, em suas mãos.</w:t>
+        <w:t xml:space="preserve"> O SENHOR disse a Josué: “Veja, eu entreguei Jericó, com o rei e todos os guerreiros da cidade, em suas mãos.</w:t>
       </w:r>
     </w:p>
     <w:p>
@@ -2436,7 +2436,7 @@
         <w:rPr>
           <w:lang w:val="pt_PT" w:bidi="pt_PT"/>
         </w:rPr>
-        <w:t xml:space="preserve"> Quando ouvirem o toque das trombetas, todo o povo gritará em alta voz. Então o muro cairá, e cada um dos israelitas se levantará em seu lugar".</w:t>
+        <w:t xml:space="preserve"> Quando ouvirem o toque das trombetas, todo o povo gritará em alta voz. Então o muro cairá, e cada um dos israelitas se levantará em seu lugar”.</w:t>
       </w:r>
     </w:p>
     <w:p>
@@ -2457,7 +2457,7 @@
         <w:rPr>
           <w:lang w:val="pt_PT" w:bidi="pt_PT"/>
         </w:rPr>
-        <w:t xml:space="preserve"> Josué, filho de Num, chamou os sacerdotes e ordenou: "Levem a arca da aliança do SENHOR; e sete sacerdotes marchem à frente dela, cada um com uma trombeta de chifre de carneiro".</w:t>
+        <w:t xml:space="preserve"> Josué, filho de Num, chamou os sacerdotes e ordenou: “Levem a arca da aliança do SENHOR; e sete sacerdotes marchem à frente dela, cada um com uma trombeta de chifre de carneiro”.</w:t>
       </w:r>
     </w:p>
     <w:p>
@@ -2478,7 +2478,7 @@
         <w:rPr>
           <w:lang w:val="pt_PT" w:bidi="pt_PT"/>
         </w:rPr>
-        <w:t xml:space="preserve"> Depois, voltou-se para o povo: "Marchem ao redor da cidade! Os homens armados irão adiante da arca do SENHOR".</w:t>
+        <w:t xml:space="preserve"> Depois, voltou-se para o povo: “Marchem ao redor da cidade! Os homens armados irão adiante da arca do SENHOR”.</w:t>
       </w:r>
     </w:p>
     <w:p>
@@ -2541,7 +2541,7 @@
         <w:rPr>
           <w:lang w:val="pt_PT" w:bidi="pt_PT"/>
         </w:rPr>
-        <w:t xml:space="preserve"> Josué deu esta ordem ao povo: "Não gritem e não digam nada até o dia em que eu mandar. Só então vocês gritarão".</w:t>
+        <w:t xml:space="preserve"> Josué deu esta ordem ao povo: “Não gritem e não digam nada até o dia em que eu mandar. Só então vocês gritarão”.</w:t>
       </w:r>
     </w:p>
     <w:p>
@@ -2667,7 +2667,7 @@
         <w:rPr>
           <w:lang w:val="pt_PT" w:bidi="pt_PT"/>
         </w:rPr>
-        <w:t xml:space="preserve"> Na sétima volta, quando os sacerdotes tocaram as trombetas, Josué disse ao povo: "Gritem, porque o SENHOR entregou a cidade a vocês!</w:t>
+        <w:t xml:space="preserve"> Na sétima volta, quando os sacerdotes tocaram as trombetas, Josué disse ao povo: “Gritem, porque o SENHOR entregou a cidade a vocês!</w:t>
       </w:r>
     </w:p>
     <w:p>
@@ -2730,7 +2730,7 @@
         <w:rPr>
           <w:lang w:val="pt_PT" w:bidi="pt_PT"/>
         </w:rPr>
-        <w:t xml:space="preserve"> Toda a prata, o ouro e os objetos de bronze e de ferro pertencem ao SENHOR e devem ser colocados no tesouro da casa do SENHOR".</w:t>
+        <w:t xml:space="preserve"> Toda a prata, o ouro e os objetos de bronze e de ferro pertencem ao SENHOR e devem ser colocados no tesouro da casa do SENHOR”.</w:t>
       </w:r>
     </w:p>
     <w:p>
@@ -2793,7 +2793,7 @@
         <w:rPr>
           <w:lang w:val="pt_PT" w:bidi="pt_PT"/>
         </w:rPr>
-        <w:t xml:space="preserve"> Josué disse aos dois homens que haviam espionado a terra: "Cumpram o juramento. Entrem na casa da prostituta e tirem de lá a mulher e todos os familiares dela".</w:t>
+        <w:t xml:space="preserve"> Josué disse aos dois homens que haviam espionado a terra: “Cumpram o juramento. Entrem na casa da prostituta e tirem de lá a mulher e todos os familiares dela”.</w:t>
       </w:r>
     </w:p>
     <w:p>
@@ -2877,7 +2877,7 @@
         <w:rPr>
           <w:lang w:val="pt_PT" w:bidi="pt_PT"/>
         </w:rPr>
-        <w:t xml:space="preserve"> Naquele momento, Josué declarou esta maldição: "Maldito diante do SENHOR seja quem tentar reconstruir Jericó. Com a morte do seu filho mais velho lançará os alicerces da cidade; com a morte do seu filho mais novo erguerá suas portas".</w:t>
+        <w:t xml:space="preserve"> Naquele momento, Josué declarou esta maldição: “Maldito diante do SENHOR seja quem tentar reconstruir Jericó. Com a morte do seu filho mais velho lançará os alicerces da cidade; com a morte do seu filho mais novo erguerá suas portas”.</w:t>
       </w:r>
     </w:p>
     <w:p>
@@ -2956,7 +2956,7 @@
         <w:rPr>
           <w:lang w:val="pt_PT" w:bidi="pt_PT"/>
         </w:rPr>
-        <w:t xml:space="preserve"> De Jericó, Josué enviou alguns homens para espionar a cidade de Ai, próxima de Bete-Áven, a leste de Betel. Ele ordenou: "Subam e espionem aquela terra".</w:t>
+        <w:t xml:space="preserve"> De Jericó, Josué enviou alguns homens para espionar a cidade de Ai, próxima de Bete-Áven, a leste de Betel. Ele ordenou: “Subam e espionem aquela terra”.</w:t>
       </w:r>
     </w:p>
     <w:p>
@@ -2977,7 +2977,7 @@
         <w:rPr>
           <w:lang w:val="pt_PT" w:bidi="pt_PT"/>
         </w:rPr>
-        <w:t xml:space="preserve"> Quando os homens voltaram, disseram a Josué: "Não é preciso enviar todo o povo. Dois ou três mil homens são suficientes para atacar Ai. Eles são poucos; não canse o povo todo".</w:t>
+        <w:t xml:space="preserve"> Quando os homens voltaram, disseram a Josué: “Não é preciso enviar todo o povo. Dois ou três mil homens são suficientes para atacar Ai. Eles são poucos; não canse o povo todo”.</w:t>
       </w:r>
     </w:p>
     <w:p>
@@ -3061,7 +3061,7 @@
         <w:rPr>
           <w:lang w:val="pt_PT" w:bidi="pt_PT"/>
         </w:rPr>
-        <w:t xml:space="preserve"> Então Josué exclamou: "Ó SENHOR Soberano, por que nos trouxeste para o outro lado do Jordão para sermos entregues aos amorreus? Quem dera tivéssemos ficado do outro lado do rio!</w:t>
+        <w:t xml:space="preserve"> Então Josué exclamou: “Ó SENHOR Soberano, por que nos trouxeste para o outro lado do Jordão para sermos entregues aos amorreus? Quem dera tivéssemos ficado do outro lado do rio!</w:t>
       </w:r>
     </w:p>
     <w:p>
@@ -3103,7 +3103,7 @@
         <w:rPr>
           <w:lang w:val="pt_PT" w:bidi="pt_PT"/>
         </w:rPr>
-        <w:t xml:space="preserve"> Quando souberem disso, os cananeus e todos os povos desta terra nos cercarão e apagarão nosso nome da terra. O que farás pelo teu grande nome?".</w:t>
+        <w:t xml:space="preserve"> Quando souberem disso, os cananeus e todos os povos desta terra nos cercarão e apagarão nosso nome da terra. O que farás pelo teu grande nome?”.</w:t>
       </w:r>
     </w:p>
     <w:p>
@@ -3124,7 +3124,7 @@
         <w:rPr>
           <w:lang w:val="pt_PT" w:bidi="pt_PT"/>
         </w:rPr>
-        <w:t xml:space="preserve"> Mas o SENHOR falou a Josué: "Levante-se! Por que você está com o rosto na terra?</w:t>
+        <w:t xml:space="preserve"> Mas o SENHOR falou a Josué: “Levante-se! Por que você está com o rosto na terra?</w:t>
       </w:r>
     </w:p>
     <w:p>
@@ -3187,7 +3187,7 @@
         <w:rPr>
           <w:lang w:val="pt_PT" w:bidi="pt_PT"/>
         </w:rPr>
-        <w:t xml:space="preserve"> Levante-se, santifique o povo e ordene aos israelitas que se santifiquem e se preparem para amanhã. Pois assim diz o SENHOR, o Deus de Israel: 'Há coisas dedicadas ao SENHOR escondidas no meio de vocês. Vocês não vencerão seus inimigos até que removam essas coisas'.</w:t>
+        <w:t xml:space="preserve"> Levante-se, santifique o povo e ordene aos israelitas que se santifiquem e se preparem para amanhã. Pois assim diz o SENHOR, o Deus de Israel: ‘Há coisas dedicadas ao SENHOR escondidas no meio de vocês. Vocês não vencerão seus inimigos até que removam essas coisas’.</w:t>
       </w:r>
     </w:p>
     <w:p>
@@ -3229,7 +3229,7 @@
         <w:rPr>
           <w:lang w:val="pt_PT" w:bidi="pt_PT"/>
         </w:rPr>
-        <w:t xml:space="preserve"> A pessoa que tomou o que foi consagrado ao SENHOR para destruição será queimada, junto com tudo o que lhe pertence, porque violou a aliança e cometeu um grande pecado em Israel".</w:t>
+        <w:t xml:space="preserve"> A pessoa que tomou o que foi consagrado ao SENHOR para destruição será queimada, junto com tudo o que lhe pertence, porque violou a aliança e cometeu um grande pecado em Israel”.</w:t>
       </w:r>
     </w:p>
     <w:p>
@@ -3271,7 +3271,7 @@
         <w:rPr>
           <w:lang w:val="pt_PT" w:bidi="pt_PT"/>
         </w:rPr>
-        <w:t xml:space="preserve"> Seus clãs vieram à frente, e o clã escolhido foi o de Zerá. As famílias de Zerá avançaram, e a família escolhida foi a de Zimri.1</w:t>
+        <w:t xml:space="preserve"> Seus clãs vieram à frente, e o clã escolhido foi o de Zerá. As famílias de Zerá avançaram, e a família escolhida foi a de Zimri.</w:t>
       </w:r>
     </w:p>
     <w:p>
@@ -3313,7 +3313,7 @@
         <w:rPr>
           <w:lang w:val="pt_PT" w:bidi="pt_PT"/>
         </w:rPr>
-        <w:t xml:space="preserve"> Em seguida, Josué disse a Acã: "Meu filho, glorifique e louve ao SENHOR, o Deus de Israel. Confesse e diga o que fez. Não esconda nada".</w:t>
+        <w:t xml:space="preserve"> Em seguida, Josué disse a Acã: “Meu filho, glorifique e louve ao SENHOR, o Deus de Israel. Confesse e diga o que fez. Não esconda nada”.</w:t>
       </w:r>
     </w:p>
     <w:p>
@@ -3334,7 +3334,7 @@
         <w:rPr>
           <w:lang w:val="pt_PT" w:bidi="pt_PT"/>
         </w:rPr>
-        <w:t xml:space="preserve"> Acã confessou: "Eu realmente pequei contra o SENHOR, o Deus de Israel. Foi assim:</w:t>
+        <w:t xml:space="preserve"> Acã confessou: “Eu realmente pequei contra o SENHOR, o Deus de Israel. Foi assim:</w:t>
       </w:r>
     </w:p>
     <w:p>
@@ -3355,7 +3355,7 @@
         <w:rPr>
           <w:lang w:val="pt_PT" w:bidi="pt_PT"/>
         </w:rPr>
-        <w:t xml:space="preserve"> Vi uma bela capa da Babilônia, cerca de dois quilos e meio de prata e uma barra de ouro de pouco mais de meio quilo entre os despojos. Cobiçei essas coisas e as tomei. Estão enterradas debaixo da minha tenda, com a prata por baixo".</w:t>
+        <w:t xml:space="preserve"> Vi uma bela capa da Babilônia, cerca de dois quilos e meio de prata e uma barra de ouro de pouco mais de meio quilo entre os despojos. Cobiçei essas coisas e as tomei. Estão enterradas debaixo da minha tenda, com a prata por baixo”.</w:t>
       </w:r>
     </w:p>
     <w:p>
@@ -3439,7 +3439,7 @@
         <w:rPr>
           <w:lang w:val="pt_PT" w:bidi="pt_PT"/>
         </w:rPr>
-        <w:t xml:space="preserve"> Josué perguntou a Acã: "Por que você causou esta desgraça sobre nós? Agora o SENHOR trará desgraça sobre você!”. Então os israelitas apedrejaram Acã, e depois queimaram tudo o que lhe pertencia.</w:t>
+        <w:t xml:space="preserve"> Josué perguntou a Acã: “Por que você causou esta desgraça sobre nós? Agora o SENHOR trará desgraça sobre você!”. Então os israelitas apedrejaram Acã, e depois queimaram tudo o que lhe pertencia.</w:t>
       </w:r>
     </w:p>
     <w:p>
@@ -3518,7 +3518,7 @@
         <w:rPr>
           <w:lang w:val="pt_PT" w:bidi="pt_PT"/>
         </w:rPr>
-        <w:t xml:space="preserve"> Você fará com Ai e com o rei de lá o mesmo que fez com a cidade de Jericó e o rei dela. Mas, desta vez, vocês poderão guardar os despojos e os animais. Prepare uma emboscada para atacar a cidade por trás".</w:t>
+        <w:t xml:space="preserve"> Você fará com Ai e com o rei de lá o mesmo que fez com a cidade de Jericó e o rei dela. Mas, desta vez, vocês poderão guardar os despojos e os animais. Prepare uma emboscada para atacar a cidade por trás”.</w:t>
       </w:r>
     </w:p>
     <w:p>
@@ -3560,7 +3560,7 @@
         <w:rPr>
           <w:lang w:val="pt_PT" w:bidi="pt_PT"/>
         </w:rPr>
-        <w:t xml:space="preserve"> Josué lhes deu estas ordens: "Fiquem escondidos atrás da cidade, não muito longe, e estejam prontos para agir.</w:t>
+        <w:t xml:space="preserve"> Josué lhes deu estas ordens: “Fiquem escondidos atrás da cidade, não muito longe, e estejam prontos para agir.</w:t>
       </w:r>
     </w:p>
     <w:p>
@@ -3602,7 +3602,7 @@
         <w:rPr>
           <w:lang w:val="pt_PT" w:bidi="pt_PT"/>
         </w:rPr>
-        <w:t xml:space="preserve"> Eles virão atrás de nós e serão atraídos para longe da cidade, pois dirão: 'Eles estão fugindo de novo'.</w:t>
+        <w:t xml:space="preserve"> Eles virão atrás de nós e serão atraídos para longe da cidade, pois dirão: ‘Eles estão fugindo de novo’.</w:t>
       </w:r>
     </w:p>
     <w:p>
@@ -3644,7 +3644,7 @@
         <w:rPr>
           <w:lang w:val="pt_PT" w:bidi="pt_PT"/>
         </w:rPr>
-        <w:t xml:space="preserve"> Depois de tomarem a cidade, coloquem fogo nela, pois foi o que o SENHOR ordenou. Essas são as minhas instruções".</w:t>
+        <w:t xml:space="preserve"> Depois de tomarem a cidade, coloquem fogo nela, pois foi o que o SENHOR ordenou. Essas são as minhas instruções”.</w:t>
       </w:r>
     </w:p>
     <w:p>
@@ -3854,7 +3854,7 @@
         <w:rPr>
           <w:lang w:val="pt_PT" w:bidi="pt_PT"/>
         </w:rPr>
-        <w:t xml:space="preserve"> Nesse momento, o SENHOR disse a Josué: "Levante a lança que você está segurando e aponte-a para Ai, pois eu lhe darei a cidade". Josué obedeceu.</w:t>
+        <w:t xml:space="preserve"> Nesse momento, o SENHOR disse a Josué: “Levante a lança que você está segurando e aponte-a para Ai, pois eu lhe darei a cidade”. Josué obedeceu.</w:t>
       </w:r>
     </w:p>
     <w:p>
@@ -4353,7 +4353,7 @@
         <w:rPr>
           <w:lang w:val="pt_PT" w:bidi="pt_PT"/>
         </w:rPr>
-        <w:t xml:space="preserve"> Ao chegarem ao acampamento em Gilgal, declararam a Josué e aos líderes de Israel: "Viemos de um lugar muito distante para pedir um acordo de paz com vocês".</w:t>
+        <w:t xml:space="preserve"> Ao chegarem ao acampamento em Gilgal, declararam a Josué e aos líderes de Israel: “Viemos de um lugar muito distante para pedir um acordo de paz com vocês”.</w:t>
       </w:r>
     </w:p>
     <w:p>
@@ -4374,7 +4374,7 @@
         <w:rPr>
           <w:lang w:val="pt_PT" w:bidi="pt_PT"/>
         </w:rPr>
-        <w:t xml:space="preserve"> Os israelitas responderam: "E se vocês morarem aqui perto? Nesse caso, não poderemos fazer nenhum tratado".</w:t>
+        <w:t xml:space="preserve"> Os israelitas responderam: “E se vocês morarem aqui perto? Nesse caso, não poderemos fazer nenhum tratado”.</w:t>
       </w:r>
     </w:p>
     <w:p>
@@ -4395,7 +4395,7 @@
         <w:rPr>
           <w:lang w:val="pt_PT" w:bidi="pt_PT"/>
         </w:rPr>
-        <w:t xml:space="preserve"> Eles disseram: "Nós somos servos de vocês". Josué perguntou: "Afinal, quem são vocês e de onde vieram?".</w:t>
+        <w:t xml:space="preserve"> Eles disseram: “Nós somos servos de vocês”. Josué perguntou: “Afinal, quem são vocês e de onde vieram?”.</w:t>
       </w:r>
     </w:p>
     <w:p>
@@ -4416,7 +4416,7 @@
         <w:rPr>
           <w:lang w:val="pt_PT" w:bidi="pt_PT"/>
         </w:rPr>
-        <w:t xml:space="preserve"> Eles responderam: "Nós viemos de um lugar muito distante. Ouvimos falar dos atos poderosos do SENHOR, o Deus de vocês, e de tudo o que ele fez no Egito.</w:t>
+        <w:t xml:space="preserve"> Eles responderam: “Nós viemos de um lugar muito distante. Ouvimos falar dos atos poderosos do SENHOR, o Deus de vocês, e de tudo o que ele fez no Egito.</w:t>
       </w:r>
     </w:p>
     <w:p>
@@ -4458,7 +4458,7 @@
         <w:rPr>
           <w:lang w:val="pt_PT" w:bidi="pt_PT"/>
         </w:rPr>
-        <w:t xml:space="preserve"> Por causa disso, nossos líderes e nossa gente nos disseram: 'Levem mantimentos para uma viagem demorada. Vão até os israelitas e digam: Somos servos de vocês. Façam um acordo conosco'".</w:t>
+        <w:t xml:space="preserve"> Por causa disso, nossos líderes e nossa gente nos disseram: ‘Levem mantimentos para uma viagem demorada. Vão até os israelitas e digam: Somos servos de vocês. Façam um acordo conosco’”.</w:t>
       </w:r>
     </w:p>
     <w:p>
@@ -4479,7 +4479,7 @@
         <w:rPr>
           <w:lang w:val="pt_PT" w:bidi="pt_PT"/>
         </w:rPr>
-        <w:t xml:space="preserve"> Eles continuaram: "Estes pães estavam quentes quando saímos de casa, mas agora estão duros e esfarelados.</w:t>
+        <w:t xml:space="preserve"> Eles continuaram: “Estes pães estavam quentes quando saímos de casa, mas agora estão duros e esfarelados.</w:t>
       </w:r>
     </w:p>
     <w:p>
@@ -4500,7 +4500,7 @@
         <w:rPr>
           <w:lang w:val="pt_PT" w:bidi="pt_PT"/>
         </w:rPr>
-        <w:t xml:space="preserve"> Estes recipientes de couro eram novos quando foram cheios, e já estão rachados. Nossas roupas e sandálias se gastaram por causa da viagem longa".</w:t>
+        <w:t xml:space="preserve"> Estes recipientes de couro eram novos quando foram cheios, e já estão rachados. Nossas roupas e sandálias se gastaram por causa da viagem longa”.</w:t>
       </w:r>
     </w:p>
     <w:p>
@@ -4626,7 +4626,7 @@
         <w:rPr>
           <w:lang w:val="pt_PT" w:bidi="pt_PT"/>
         </w:rPr>
-        <w:t xml:space="preserve"> mas eles explicaram: "Juramos diante do SENHOR, o Deus de Israel. Não podemos feri-los.</w:t>
+        <w:t xml:space="preserve"> mas eles explicaram: “Juramos diante do SENHOR, o Deus de Israel. Não podemos feri-los.</w:t>
       </w:r>
     </w:p>
     <w:p>
@@ -4647,7 +4647,7 @@
         <w:rPr>
           <w:lang w:val="pt_PT" w:bidi="pt_PT"/>
         </w:rPr>
-        <w:t xml:space="preserve"> Precisamos deixá-los vivos. Se quebrarmos o juramento, o castigo de Deus virá sobre nós".</w:t>
+        <w:t xml:space="preserve"> Precisamos deixá-los vivos. Se quebrarmos o juramento, o castigo de Deus virá sobre nós”.</w:t>
       </w:r>
     </w:p>
     <w:p>
@@ -4689,7 +4689,7 @@
         <w:rPr>
           <w:lang w:val="pt_PT" w:bidi="pt_PT"/>
         </w:rPr>
-        <w:t xml:space="preserve"> Josué chamou os gibeonitas e disse: "Por que vocês nos enganaram? Vocês disseram que moravam longe, mas vivem aqui perto.</w:t>
+        <w:t xml:space="preserve"> Josué chamou os gibeonitas e disse: “Por que vocês nos enganaram? Vocês disseram que moravam longe, mas vivem aqui perto.</w:t>
       </w:r>
     </w:p>
     <w:p>
@@ -4710,7 +4710,7 @@
         <w:rPr>
           <w:lang w:val="pt_PT" w:bidi="pt_PT"/>
         </w:rPr>
-        <w:t xml:space="preserve"> Por causa disso, vocês estão amaldiçoados. Daqui para frente, sempre servirão, cortando lenha e carregando água para a casa do meu Deus".</w:t>
+        <w:t xml:space="preserve"> Por causa disso, vocês estão amaldiçoados. Daqui para frente, sempre servirão, cortando lenha e carregando água para a casa do meu Deus”.</w:t>
       </w:r>
     </w:p>
     <w:p>
@@ -4731,7 +4731,7 @@
         <w:rPr>
           <w:lang w:val="pt_PT" w:bidi="pt_PT"/>
         </w:rPr>
-        <w:t xml:space="preserve"> Eles declararam: "Agimos assim porque soubemos que o SENHOR, seu Deus, tinha ordenado a Moisés dar esta terra a vocês e destruir todos os seus moradores. Tivemos muito medo e fizemos isso para salvar nossa vida.</w:t>
+        <w:t xml:space="preserve"> Eles declararam: “Agimos assim porque soubemos que o SENHOR, seu Deus, tinha ordenado a Moisés dar esta terra a vocês e destruir todos os seus moradores. Tivemos muito medo e fizemos isso para salvar nossa vida.</w:t>
       </w:r>
     </w:p>
     <w:p>
@@ -4752,7 +4752,7 @@
         <w:rPr>
           <w:lang w:val="pt_PT" w:bidi="pt_PT"/>
         </w:rPr>
-        <w:t xml:space="preserve"> Agora estamos nas mãos de vocês. Façam o que julgarem justo".</w:t>
+        <w:t xml:space="preserve"> Agora estamos nas mãos de vocês. Façam o que julgarem justo”.</w:t>
       </w:r>
     </w:p>
     <w:p>
@@ -4978,7 +4978,7 @@
         <w:rPr>
           <w:lang w:val="pt_PT" w:bidi="pt_PT"/>
         </w:rPr>
-        <w:t xml:space="preserve"> O SENHOR disse a Josué: "Não tenha medo deles. Eu os entreguei em suas mãos. Nenhum deles conseguirá resistir".</w:t>
+        <w:t xml:space="preserve"> O SENHOR disse a Josué: “Não tenha medo deles. Eu os entreguei em suas mãos. Nenhum deles conseguirá resistir”.</w:t>
       </w:r>
     </w:p>
     <w:p>
@@ -5062,7 +5062,7 @@
         <w:rPr>
           <w:lang w:val="pt_PT" w:bidi="pt_PT"/>
         </w:rPr>
-        <w:t xml:space="preserve"> Naquele dia, quando o SENHOR deu vitória a Israel, Josué falou ao SENHOR diante do povo: "Sol, pare sobre Gibeom! Lua, fique sobre o vale de Aijalom!".</w:t>
+        <w:t xml:space="preserve"> Naquele dia, quando o SENHOR deu vitória a Israel, Josué falou ao SENHOR diante do povo: “Sol, pare sobre Gibeom! Lua, fique sobre o vale de Aijalom!”.</w:t>
       </w:r>
     </w:p>
     <w:p>
@@ -5188,7 +5188,7 @@
         <w:rPr>
           <w:lang w:val="pt_PT" w:bidi="pt_PT"/>
         </w:rPr>
-        <w:t xml:space="preserve"> ordenou: "Rolem pedras grandes para fechar a entrada da caverna e coloquem homens de guarda ali.</w:t>
+        <w:t xml:space="preserve"> ordenou: “Rolem pedras grandes para fechar a entrada da caverna e coloquem homens de guarda ali.</w:t>
       </w:r>
     </w:p>
     <w:p>
@@ -5209,7 +5209,7 @@
         <w:rPr>
           <w:lang w:val="pt_PT" w:bidi="pt_PT"/>
         </w:rPr>
-        <w:t xml:space="preserve"> O resto do exército deve continuar a perseguição. Ataquem os que ficaram para trás e não deixem que entrem nas cidades, pois o SENHOR, o Deus de vocês, lhes deu a vitória".</w:t>
+        <w:t xml:space="preserve"> O resto do exército deve continuar a perseguição. Ataquem os que ficaram para trás e não deixem que entrem nas cidades, pois o SENHOR, o Deus de vocês, lhes deu a vitória”.</w:t>
       </w:r>
     </w:p>
     <w:p>
@@ -5314,7 +5314,7 @@
         <w:rPr>
           <w:lang w:val="pt_PT" w:bidi="pt_PT"/>
         </w:rPr>
-        <w:t xml:space="preserve"> Josué chamou os comandantes de seu exército e ordenou: "Venham aqui e coloquem o pé no pescoço destes reis". E foi o que fizeram.</w:t>
+        <w:t xml:space="preserve"> Josué chamou os comandantes de seu exército e ordenou: “Venham aqui e coloquem o pé no pescoço destes reis”. E foi o que fizeram.</w:t>
       </w:r>
     </w:p>
     <w:p>
@@ -5335,7 +5335,7 @@
         <w:rPr>
           <w:lang w:val="pt_PT" w:bidi="pt_PT"/>
         </w:rPr>
-        <w:t xml:space="preserve"> Josué declarou: "Não tenham medo nem fiquem desanimados. Sejam fortes e tenham coragem. Assim o SENHOR fará com todos os inimigos contra os quais vocês lutarem".</w:t>
+        <w:t xml:space="preserve"> Josué declarou: “Não tenham medo nem fiquem desanimados. Sejam fortes e tenham coragem. Assim o SENHOR fará com todos os inimigos contra os quais vocês lutarem”.</w:t>
       </w:r>
     </w:p>
     <w:p>
@@ -5398,7 +5398,7 @@
         <w:rPr>
           <w:lang w:val="pt_PT" w:bidi="pt_PT"/>
         </w:rPr>
-        <w:t xml:space="preserve"> Ainda naquele dia, Maquedá foi tomada e destruída, incluindo seu rei e seus habitantes. O resultado repetiu o padrão observado em Jericó.</w:t>
+        <w:t xml:space="preserve"> Naquele dia, Josué atacou Maquedá e tomou a cidade. Ele matou o rei e todos os moradores com a espada, sem deixar ninguém vivo. Josué tratou o rei de Maquedá do mesmo modo que havia tratado o rei de Jericó.</w:t>
       </w:r>
     </w:p>
     <w:p>
@@ -5855,7 +5855,7 @@
         <w:rPr>
           <w:lang w:val="pt_PT" w:bidi="pt_PT"/>
         </w:rPr>
-        <w:t xml:space="preserve"> Então o SENHOR orientou Josué: "Não tema esse povo. Amanhã, por volta desta mesma hora, eles estarão derrotados diante de Israel. Corte os tendões dos cavalos e destrua os carros com fogo".</w:t>
+        <w:t xml:space="preserve"> Então o SENHOR orientou Josué: “Não tema esse povo. Amanhã, por volta desta mesma hora, eles estarão derrotados diante de Israel. Corte os tendões dos cavalos e destrua os carros com fogo”.</w:t>
       </w:r>
     </w:p>
     <w:p>
@@ -6044,7 +6044,7 @@
         <w:rPr>
           <w:lang w:val="pt_PT" w:bidi="pt_PT"/>
         </w:rPr>
-        <w:t xml:space="preserve"> Moisés, servo do SENHOR, havia transmitido a Josué todas as instruções recebidas do SENHOR, e Josué as colocou em prática ao longo da campanha.</w:t>
+        <w:t xml:space="preserve"> Moisés, servo do SENHOR, havia transmitido a Josué todas as instruções recebidas do SENHOR, e Josué se empenhou em ser um fiel cumpridor de todas as ordens dadas pelo SENHOR a Moisés.</w:t>
       </w:r>
     </w:p>
     <w:p>
@@ -6769,7 +6769,7 @@
         <w:rPr>
           <w:lang w:val="pt_PT" w:bidi="pt_PT"/>
         </w:rPr>
-        <w:t xml:space="preserve"> Josué já estava bem velho quando o SENHOR lhe disse: "Você está envelhecendo, e ainda falta muita terra a ser tomada.</w:t>
+        <w:t xml:space="preserve"> Josué já estava bem velho quando o SENHOR lhe disse: “Você está envelhecendo, e ainda falta muita terra a ser tomada.</w:t>
       </w:r>
     </w:p>
     <w:p>
@@ -6895,7 +6895,7 @@
         <w:rPr>
           <w:lang w:val="pt_PT" w:bidi="pt_PT"/>
         </w:rPr>
-        <w:t xml:space="preserve"> Distribua, portanto, todo esse território entre as nove tribos e a metade da tribo de Manassés".</w:t>
+        <w:t xml:space="preserve"> Distribua, portanto, todo esse território entre as nove tribos e a metade da tribo de Manassés”.</w:t>
       </w:r>
     </w:p>
     <w:p>
@@ -7583,7 +7583,7 @@
         <w:rPr>
           <w:lang w:val="pt_PT" w:bidi="pt_PT"/>
         </w:rPr>
-        <w:t xml:space="preserve"> Alguns homens da tribo de Judá, liderados por Calebe, filho do quenezeu Jefoné, foram até Josué em Gilgal. Calebe disse: "Você se lembra do que o SENHOR falou a Moisés, homem de Deus, em Cades-Barneia, a meu respeito e a seu respeito?</w:t>
+        <w:t xml:space="preserve"> Alguns homens da tribo de Judá, liderados por Calebe, filho do quenezeu Jefoné, foram até Josué em Gilgal. Calebe disse: “Você se lembra do que o SENHOR falou a Moisés, homem de Deus, em Cades-Barneia, a meu respeito e a seu respeito?</w:t>
       </w:r>
     </w:p>
     <w:p>
@@ -7646,7 +7646,7 @@
         <w:rPr>
           <w:lang w:val="pt_PT" w:bidi="pt_PT"/>
         </w:rPr>
-        <w:t xml:space="preserve"> Então, naquele dia, Moisés me fez esta promessa solene: 'A terra por onde você passou será herança perpétua para você e para seus descendentes, porque você seguiu o SENHOR, meu Deus, com todo o coração'.</w:t>
+        <w:t xml:space="preserve"> Então, naquele dia, Moisés me fez esta promessa solene: ‘A terra por onde você passou será herança perpétua para você e para seus descendentes, porque você seguiu o SENHOR, meu Deus, com todo o coração’.</w:t>
       </w:r>
     </w:p>
     <w:p>
@@ -7709,7 +7709,7 @@
         <w:rPr>
           <w:lang w:val="pt_PT" w:bidi="pt_PT"/>
         </w:rPr>
-        <w:t xml:space="preserve"> Conceda-me, portanto, a região montanhosa que o SENHOR prometeu. Você se lembra de que ali viviam os descendentes de Enaque, em cidades grandes e fortificadas. Mas, se o SENHOR estiver ao meu lado, eu os expulsarei, como ele mesmo disse".</w:t>
+        <w:t xml:space="preserve"> Conceda-me, portanto, a região montanhosa que o SENHOR prometeu. Você se lembra de que ali viviam os descendentes de Enaque, em cidades grandes e fortificadas. Mas, se o SENHOR estiver ao meu lado, eu os expulsarei, como ele mesmo disse”.</w:t>
       </w:r>
     </w:p>
     <w:p>
@@ -8124,7 +8124,7 @@
         <w:rPr>
           <w:lang w:val="pt_PT" w:bidi="pt_PT"/>
         </w:rPr>
-        <w:t xml:space="preserve"> Calebe declarou: "O homem que atacar e conquistar Quiriate-Sefer poderá se casar com minha filha Acsa".</w:t>
+        <w:t xml:space="preserve"> Calebe declarou: “O homem que atacar e conquistar Quiriate-Sefer poderá se casar com minha filha Acsa”.</w:t>
       </w:r>
     </w:p>
     <w:p>
@@ -8187,7 +8187,7 @@
         <w:rPr>
           <w:lang w:val="pt_PT" w:bidi="pt_PT"/>
         </w:rPr>
-        <w:t xml:space="preserve"> Ela respondeu: "Peço um favor adicional. O senhor me deu terras no Neguebe; dê-me também fontes de água". Assim, Calebe lhe deu as fontes de cima e as fontes de baixo.</w:t>
+        <w:t xml:space="preserve"> Ela respondeu: “Peço um favor adicional. O senhor me deu terras no Neguebe; dê-me também fontes de água”. Assim, Calebe lhe deu as fontes de cima e as fontes de baixo.</w:t>
       </w:r>
     </w:p>
     <w:p>
@@ -9211,7 +9211,7 @@
         <w:rPr>
           <w:lang w:val="pt_PT" w:bidi="pt_PT"/>
         </w:rPr>
-        <w:t xml:space="preserve"> Essas foram as terras distribuídas como herança às famílias de Manassés e de Efraim, filhos de José.</w:t>
+        <w:t xml:space="preserve"> Essas foram as terras dadas como herança às famílias de Manassés e de Efraim, filhos de José.</w:t>
       </w:r>
     </w:p>
     <w:p>
@@ -9232,7 +9232,7 @@
         <w:rPr>
           <w:lang w:val="pt_PT" w:bidi="pt_PT"/>
         </w:rPr>
-        <w:t xml:space="preserve"> Esta foi a herança que coube aos clãs da tribo de Efraim: A fronteira começava em Atarote-Adar, ao leste, seguia até Bete-Horom-de-Cima,</w:t>
+        <w:t xml:space="preserve"> Esta foi a herança que coube aos clãs da tribo de Efraim: a fronteira começava em Atarote-Adar, ao leste, seguia até Bete-Horom-de-Cima,</w:t>
       </w:r>
     </w:p>
     <w:p>
@@ -9295,7 +9295,7 @@
         <w:rPr>
           <w:lang w:val="pt_PT" w:bidi="pt_PT"/>
         </w:rPr>
-        <w:t xml:space="preserve"> Desde Tapua, a fronteira seguia para o oeste, em direção ao vale de Caná, e dali alcançava o mar Mediterrâneo. Essas foram as terras distribuídas como herança aos clãs da tribo de Efraim.</w:t>
+        <w:t xml:space="preserve"> Desde Tapua, a fronteira seguia para o oeste, em direção ao vale de Caná, e dali alcançava o mar Mediterrâneo. Essas foram as terras dadas como herança aos clãs da tribo de Efraim.</w:t>
       </w:r>
     </w:p>
     <w:p>
@@ -9316,7 +9316,7 @@
         <w:rPr>
           <w:lang w:val="pt_PT" w:bidi="pt_PT"/>
         </w:rPr>
-        <w:t xml:space="preserve"> Algumas cidades, e também os seus povoados, dentro do território destinado à metade da tribo de Manassés foram separadas para a tribo de Efraim.</w:t>
+        <w:t xml:space="preserve"> Algumas cidades e seus povoados, localizados dentro do território da metade da tribo de Manassés, foram separados para a tribo de Efraim.</w:t>
       </w:r>
     </w:p>
     <w:p>
@@ -9337,7 +9337,7 @@
         <w:rPr>
           <w:lang w:val="pt_PT" w:bidi="pt_PT"/>
         </w:rPr>
-        <w:t xml:space="preserve"> Contudo, os eframitas não expulsaram os cananeus que moravam em Gezer. Por isso, os habitantes de Gezer permanecem até hoje no meio de Efraim, sujeitos a trabalhos forçados.</w:t>
+        <w:t xml:space="preserve"> Contudo, os efraimitas não expulsaram os cananeus que moravam em Gezer. Por isso, os habitantes de Gezer permanecem até hoje no meio deles, sujeitos a trabalhos forçados.</w:t>
       </w:r>
     </w:p>
     <w:p>
@@ -9374,7 +9374,7 @@
         <w:rPr>
           <w:lang w:val="pt_PT" w:bidi="pt_PT"/>
         </w:rPr>
-        <w:t xml:space="preserve"> A próxima herança coube por sorteio à metade da tribo de Manassés, filho mais velho de José. Maquir, filho mais velho de Manassés e pai de Gileade, recebeu para si e seus descendentes as regiões de Gileade e Basã, ao leste do rio Jordão, pois era homem de guerra.</w:t>
+        <w:t xml:space="preserve"> A próxima herança coube por sorteio à metade da tribo de Manassés, filho mais velho de José. Maquir, filho mais velho de Manassés e pai de Gileade, e seus descendentes receberam as regiões de Gileade e Basã, ao leste do rio Jordão, pois eram homens de guerra.</w:t>
       </w:r>
     </w:p>
     <w:p>
@@ -9437,7 +9437,7 @@
         <w:rPr>
           <w:lang w:val="pt_PT" w:bidi="pt_PT"/>
         </w:rPr>
-        <w:t xml:space="preserve"> Elas procuraram o sacerdote Eleazar, Josué, filho de Num, e os líderes de Israel, para dizer: "O SENHOR ordenou a Moisés que nos desse uma porção de terra como herança entre nossos parentes". Josué, então, lhes concedeu uma herança entre os irmãos de seu pai, conforme a ordem do SENHOR.</w:t>
+        <w:t xml:space="preserve"> Elas procuraram o sacerdote Eleazar, Josué, filho de Num, e os líderes de Israel, para dizer: “O SENHOR ordenou a Moisés que nos desse uma porção de terra como herança entre nossos parentes”. Josué, então, lhes concedeu uma herança entre os parentes de seu pai, conforme a ordem do SENHOR.</w:t>
       </w:r>
     </w:p>
     <w:p>
@@ -9479,7 +9479,7 @@
         <w:rPr>
           <w:lang w:val="pt_PT" w:bidi="pt_PT"/>
         </w:rPr>
-        <w:t xml:space="preserve"> As filhas de Manassés também receberam uma herança dentro do território da tribo. A terra de Gileade foi entregue aos outros descendentes de Manassés.</w:t>
+        <w:t xml:space="preserve"> As filhas de Manassés também receberam uma herança entre os descendentes dele. Já a terra de Gileade foi dada aos demais descendentes de Manassés.</w:t>
       </w:r>
     </w:p>
     <w:p>
@@ -9584,7 +9584,7 @@
         <w:rPr>
           <w:lang w:val="pt_PT" w:bidi="pt_PT"/>
         </w:rPr>
-        <w:t xml:space="preserve"> Estas cidades localizadas nos territórios de Issacar e Aser, junto com seus povoados, também foram atribuídas a Manassés: Bete-Sã, Ibleã, Dor (ou Nafote-Dor), En-Dor, Taanaque e Megido.</w:t>
+        <w:t xml:space="preserve"> Estas cidades localizadas nos territórios de Issacar e Aser, junto com seus povoados, também foram dadas a Manassés: Bete-Sã, Ibleã, Dor (ou Nafote-Dor), En-Dor, Taanaque e Megido.</w:t>
       </w:r>
     </w:p>
     <w:p>
@@ -9647,7 +9647,7 @@
         <w:rPr>
           <w:lang w:val="pt_PT" w:bidi="pt_PT"/>
         </w:rPr>
-        <w:t xml:space="preserve"> Os descendentes de José perguntaram a Josué: "Por que recebemos apenas uma porção de terra, já que o SENHOR nos fez um povo tão numeroso?".</w:t>
+        <w:t xml:space="preserve"> Os descendentes de José perguntaram a Josué: “Por que recebemos apenas uma porção de terra, já que o SENHOR nos tornou um povo tão grande?”.</w:t>
       </w:r>
     </w:p>
     <w:p>
@@ -9668,7 +9668,7 @@
         <w:rPr>
           <w:lang w:val="pt_PT" w:bidi="pt_PT"/>
         </w:rPr>
-        <w:t xml:space="preserve"> Josué respondeu: "Se vocês são tantos, e se a região montanhosa de Efraim não é suficiente, ocupem os bosques onde vivem os ferezeus e os refains".</w:t>
+        <w:t xml:space="preserve"> Josué respondeu: “Se vocês são tantos, e se a região montanhosa de Efraim não é suficiente, ocupem os bosques onde vivem os ferezeus e os refains”.</w:t>
       </w:r>
     </w:p>
     <w:p>
@@ -9689,7 +9689,7 @@
         <w:rPr>
           <w:lang w:val="pt_PT" w:bidi="pt_PT"/>
         </w:rPr>
-        <w:t xml:space="preserve"> Eles responderam: "A região montanhosa, de fato, não é suficiente para nós; todos os cananeus que vivem nos vales — de Bete-Sã e arredores, e de Jezreel — têm carros de ferro".</w:t>
+        <w:t xml:space="preserve"> Eles responderam: “A região montanhosa, de fato, não é suficiente para nós; todos os cananeus que vivem nos vales — de Bete-Sã e arredores, e de Jezreel — têm carros de ferro”.</w:t>
       </w:r>
     </w:p>
     <w:p>
@@ -9710,7 +9710,7 @@
         <w:rPr>
           <w:lang w:val="pt_PT" w:bidi="pt_PT"/>
         </w:rPr>
-        <w:t xml:space="preserve"> Josué, então, disse às tribos de Efraim e Manassés: "Vocês são numerosos e fortes; terão mais de uma porção.</w:t>
+        <w:t xml:space="preserve"> Josué, então, disse às tribos de Efraim e Manassés: “Vocês são muitos e fortes; terão mais de uma porção.</w:t>
       </w:r>
     </w:p>
     <w:p>
@@ -9731,7 +9731,7 @@
         <w:rPr>
           <w:lang w:val="pt_PT" w:bidi="pt_PT"/>
         </w:rPr>
-        <w:t xml:space="preserve"> A região montanhosa coberta de bosques também será de vocês. Limpem o terreno que desejarem e ocupem suas fronteiras mais distantes. Embora os cananeus dos vales sejam fortes e tenham carros de ferro, vocês os expulsarão".</w:t>
+        <w:t xml:space="preserve"> A região montanhosa coberta de bosques também será de vocês. Desbravem a floresta e ocupem toda aquela região até os seus limites mais distantes. Embora os cananeus dos vales sejam fortes e tenham carros de ferro, vocês os expulsarão”.</w:t>
       </w:r>
     </w:p>
     <w:p>
@@ -9810,7 +9810,7 @@
         <w:rPr>
           <w:lang w:val="pt_PT" w:bidi="pt_PT"/>
         </w:rPr>
-        <w:t xml:space="preserve"> Josué, então, perguntou aos israelitas: "Até quando vocês vão adiar a tomada de posse da terra que o SENHOR, o Deus de seus antepassados, entregou a vocês?</w:t>
+        <w:t xml:space="preserve"> Josué, então, perguntou aos israelitas: “Até quando vocês vão adiar o dia de tomar posse da terra que o SENHOR, o Deus de seus antepassados, entregou a vocês?</w:t>
       </w:r>
     </w:p>
     <w:p>
@@ -9831,7 +9831,7 @@
         <w:rPr>
           <w:lang w:val="pt_PT" w:bidi="pt_PT"/>
         </w:rPr>
-        <w:t xml:space="preserve"> Escolham três homens de cada tribo. Eu os enviarei para reconhecer a terra, observá-la com atenção e descrevê-la por escrito, conforme a herança que lhes cabe. Depois, eles voltarão a mim.</w:t>
+        <w:t xml:space="preserve"> Escolham três homens de cada tribo. Eu os enviarei para reconhecer a terra, observá-la com atenção e descrevê-la por escrito, conforme a herança que foi dada a vocês. Depois, eles voltarão a mim.</w:t>
       </w:r>
     </w:p>
     <w:p>
@@ -9852,7 +9852,7 @@
         <w:rPr>
           <w:lang w:val="pt_PT" w:bidi="pt_PT"/>
         </w:rPr>
-        <w:t xml:space="preserve"> A terra será repartida em sete partes. Judá ficará com seu território ao sul, e José, com seu território ao norte.</w:t>
+        <w:t xml:space="preserve"> A terra será repartida em sete partes. Judá ficará com seu território ao sul, e os descendentes de José, com seu território ao norte.</w:t>
       </w:r>
     </w:p>
     <w:p>
@@ -9915,7 +9915,7 @@
         <w:rPr>
           <w:lang w:val="pt_PT" w:bidi="pt_PT"/>
         </w:rPr>
-        <w:t xml:space="preserve"> Então os homens se levantaram para partir. Josué lhes deu esta ordem: "Vão, atravessem a terra, façam a descrição por escrito e retornem a mim. Aqui em Siló, na presença do SENHOR, farei o sorteio".</w:t>
+        <w:t xml:space="preserve"> Então os homens se levantaram para ir. Josué lhes deu esta ordem: “Vão, atravessem a terra, façam a descrição por escrito e retornem a mim. Aqui, em Siló, na presença do SENHOR, farei o sorteio”.</w:t>
       </w:r>
     </w:p>
     <w:p>
@@ -9978,7 +9978,7 @@
         <w:rPr>
           <w:lang w:val="pt_PT" w:bidi="pt_PT"/>
         </w:rPr>
-        <w:t xml:space="preserve"> A primeira porção de terra coube por sorteio aos clãs da tribo de Benjamim. O território ficava entre as terras de Judá e as dos descendentes de José.</w:t>
+        <w:t xml:space="preserve"> A primeira parte do território sorteada foi para os clãs da tribo de Benjamim. O território ficava entre as terras de Judá e as dos descendentes de José.</w:t>
       </w:r>
     </w:p>
     <w:p>
@@ -10041,7 +10041,7 @@
         <w:rPr>
           <w:lang w:val="pt_PT" w:bidi="pt_PT"/>
         </w:rPr>
-        <w:t xml:space="preserve"> Então, a fronteira se voltava para o oeste, contornando o lado sul do monte que fica em frente de Bete-Horom, e terminava em Quiriate-Baal, ou seja, Quiriate-Jearim, cidade da tribo de Judá. Essa era a fronteira ocidental.</w:t>
+        <w:t xml:space="preserve"> Então, a fronteira se voltava para o oeste, contornando o lado sul do monte que ficava em frente de Bete-Horom, e terminava em Quiriate-Baal, ou seja, Quiriate-Jearim, cidade da tribo de Judá. Essa era a fronteira ocidental.</w:t>
       </w:r>
     </w:p>
     <w:p>
@@ -10083,7 +10083,7 @@
         <w:rPr>
           <w:lang w:val="pt_PT" w:bidi="pt_PT"/>
         </w:rPr>
-        <w:t xml:space="preserve"> Depois descia até a base do monte que fica diante do vale de Ben-Hinom, ao norte do vale de Refaim. Dali seguia pelo vale de Hinom, passando pela encosta sul da cidade dos jebuseus, até En-Rogel.</w:t>
+        <w:t xml:space="preserve"> Depois descia até a base do monte que ficava diante do vale de Ben-Hinom, ao norte do vale de Refaim. Dali seguia pelo vale de Hinom, passando pela encosta sul da cidade dos jebuseus, até En-Rogel.</w:t>
       </w:r>
     </w:p>
     <w:p>
@@ -10125,7 +10125,7 @@
         <w:rPr>
           <w:lang w:val="pt_PT" w:bidi="pt_PT"/>
         </w:rPr>
-        <w:t xml:space="preserve"> Seguia para a encosta norte, de onde se avista o vale do Jordão, e descia até o vale.</w:t>
+        <w:t xml:space="preserve"> Seguia para a encosta norte, de onde se avistava o vale do Jordão, e descia até o vale.</w:t>
       </w:r>
     </w:p>
     <w:p>
@@ -10167,7 +10167,7 @@
         <w:rPr>
           <w:lang w:val="pt_PT" w:bidi="pt_PT"/>
         </w:rPr>
-        <w:t xml:space="preserve"> O próprio rio Jordão delimitava a fronteira ao leste. Essas eram as fronteiras que delimitavam o território dado como herança aos clãs da tribo de Benjamim.</w:t>
+        <w:t xml:space="preserve"> O próprio rio Jordão delimitava a fronteira ao leste. Essas eram as fronteiras do território dado como herança aos clãs da tribo de Benjamim.</w:t>
       </w:r>
     </w:p>
     <w:p>
@@ -10272,7 +10272,7 @@
         <w:rPr>
           <w:lang w:val="pt_PT" w:bidi="pt_PT"/>
         </w:rPr>
-        <w:t xml:space="preserve"> Além delas, estas cidades também: Gibeom, Ramá, Beerote,</w:t>
+        <w:t xml:space="preserve"> Além dessas, eles também receberam as seguintes cidades: Gibeom, Ramá, Beerote,</w:t>
       </w:r>
     </w:p>
     <w:p>
@@ -10393,7 +10393,7 @@
         <w:rPr>
           <w:lang w:val="pt_PT" w:bidi="pt_PT"/>
         </w:rPr>
-        <w:t xml:space="preserve"> As cidades dessa herança eram: Berseba, Seba e Moladá,</w:t>
+        <w:t xml:space="preserve"> As cidades dessa herança eram: Berseba ou Seba, Moladá,</w:t>
       </w:r>
     </w:p>
     <w:p>
@@ -10414,7 +10414,7 @@
         <w:rPr>
           <w:lang w:val="pt_PT" w:bidi="pt_PT"/>
         </w:rPr>
-        <w:t xml:space="preserve"> Hazar-Sual, Balá e Azém,</w:t>
+        <w:t xml:space="preserve"> Hazar-Sual, Balá, Azém,</w:t>
       </w:r>
     </w:p>
     <w:p>
@@ -10435,7 +10435,7 @@
         <w:rPr>
           <w:lang w:val="pt_PT" w:bidi="pt_PT"/>
         </w:rPr>
-        <w:t xml:space="preserve"> Eltolade, Betul e Hormá,</w:t>
+        <w:t xml:space="preserve"> Eltolade, Betul, Hormá,</w:t>
       </w:r>
     </w:p>
     <w:p>
@@ -10456,7 +10456,7 @@
         <w:rPr>
           <w:lang w:val="pt_PT" w:bidi="pt_PT"/>
         </w:rPr>
-        <w:t xml:space="preserve"> Ziclague, Bete-Marcabote e Hazar-Susa,</w:t>
+        <w:t xml:space="preserve"> Ziclague, Bete-Marcabote, Hazar-Susa,</w:t>
       </w:r>
     </w:p>
     <w:p>
@@ -10519,7 +10519,7 @@
         <w:rPr>
           <w:lang w:val="pt_PT" w:bidi="pt_PT"/>
         </w:rPr>
-        <w:t xml:space="preserve"> Além disso, todos os povoados ao redor até Baalate-Beer, chamada também Ramá do Neguebe. Os clãs de Simeão receberam essa herança.</w:t>
+        <w:t xml:space="preserve"> Além disso, a herança incluía todos os povoados ao redor até Baalate-Beer, chamada também Ramá do Neguebe. Os clãs de Simeão receberam essa herança.</w:t>
       </w:r>
     </w:p>
     <w:p>
@@ -10603,7 +10603,7 @@
         <w:rPr>
           <w:lang w:val="pt_PT" w:bidi="pt_PT"/>
         </w:rPr>
-        <w:t xml:space="preserve"> Depois seguia para o leste desde Saride, até a fronteira de Quislote-Tabor; daí avançava até Daberate e subia até Jafia.</w:t>
+        <w:t xml:space="preserve"> Depois seguia para o leste desde Saride até a fronteira de Quislote-Tabor; daí avançava até Daberate e subia até Jafia.</w:t>
       </w:r>
     </w:p>
     <w:p>
@@ -10666,7 +10666,7 @@
         <w:rPr>
           <w:lang w:val="pt_PT" w:bidi="pt_PT"/>
         </w:rPr>
-        <w:t xml:space="preserve"> Entre essas cidades também estavam Catate, Naalal, Sinrom, Idala e Belém; ao todo, doze cidades com seus povoados.</w:t>
+        <w:t xml:space="preserve"> Entre essas cidades estavam Catate, Naalal, Sinrom, Idala e Belém; ao todo, doze cidades com seus povoados.</w:t>
       </w:r>
     </w:p>
     <w:p>
@@ -10729,7 +10729,7 @@
         <w:rPr>
           <w:lang w:val="pt_PT" w:bidi="pt_PT"/>
         </w:rPr>
-        <w:t xml:space="preserve"> Suas terras incluíam estas cidades: Jezreel, Quesulote e Suném,</w:t>
+        <w:t xml:space="preserve"> Suas terras incluíam estas cidades: Jezreel, Quesulote, Suném,</w:t>
       </w:r>
     </w:p>
     <w:p>
@@ -10750,7 +10750,7 @@
         <w:rPr>
           <w:lang w:val="pt_PT" w:bidi="pt_PT"/>
         </w:rPr>
-        <w:t xml:space="preserve"> Hafaraim, Siom e Anaarate,</w:t>
+        <w:t xml:space="preserve"> Hafaraim, Siom, Anaarate,</w:t>
       </w:r>
     </w:p>
     <w:p>
@@ -10771,7 +10771,7 @@
         <w:rPr>
           <w:lang w:val="pt_PT" w:bidi="pt_PT"/>
         </w:rPr>
-        <w:t xml:space="preserve"> Rabite, Quisiom e Ebes,</w:t>
+        <w:t xml:space="preserve"> Rabite, Quisiom, Ebes,</w:t>
       </w:r>
     </w:p>
     <w:p>
@@ -10960,7 +10960,7 @@
         <w:rPr>
           <w:lang w:val="pt_PT" w:bidi="pt_PT"/>
         </w:rPr>
-        <w:t xml:space="preserve"> A fronteira então seguia para Ramá, alcançava a cidade fortificada de Tiro, passava por Hosa e terminava no mar Mediterrâneo. Faziam parte também Meebel, Aczibe,</w:t>
+        <w:t xml:space="preserve"> A fronteira então seguia para Ramá, alcançava a cidade fortificada de Tiro, passava por Hosa e terminava no mar Mediterrâneo. Entre as cidades estavam também Meebel, Aczibe,</w:t>
       </w:r>
     </w:p>
     <w:p>
@@ -11086,7 +11086,7 @@
         <w:rPr>
           <w:lang w:val="pt_PT" w:bidi="pt_PT"/>
         </w:rPr>
-        <w:t xml:space="preserve"> As cidades fortificadas eram Zidim, Zer, Hamate, Racate e Quinerete,</w:t>
+        <w:t xml:space="preserve"> As cidades fortificadas eram Zidim, Zer, Hamate, Racate, Quinerete,</w:t>
       </w:r>
     </w:p>
     <w:p>
@@ -11107,7 +11107,7 @@
         <w:rPr>
           <w:lang w:val="pt_PT" w:bidi="pt_PT"/>
         </w:rPr>
-        <w:t xml:space="preserve"> Adamá, Ramá e Hazor,</w:t>
+        <w:t xml:space="preserve"> Adamá, Ramá, Hazor,</w:t>
       </w:r>
     </w:p>
     <w:p>
@@ -11128,7 +11128,7 @@
         <w:rPr>
           <w:lang w:val="pt_PT" w:bidi="pt_PT"/>
         </w:rPr>
-        <w:t xml:space="preserve"> Quedes, Edrei e En-Hazor,</w:t>
+        <w:t xml:space="preserve"> Quedes, Edrei, En-Hazor,</w:t>
       </w:r>
     </w:p>
     <w:p>
@@ -11212,7 +11212,7 @@
         <w:rPr>
           <w:lang w:val="pt_PT" w:bidi="pt_PT"/>
         </w:rPr>
-        <w:t xml:space="preserve"> Suas cidades incluíam Zorá, Estaol e Ir-Semes,</w:t>
+        <w:t xml:space="preserve"> Suas cidades incluíam Zorá, Estaol, Ir-Semes,</w:t>
       </w:r>
     </w:p>
     <w:p>
@@ -11233,7 +11233,7 @@
         <w:rPr>
           <w:lang w:val="pt_PT" w:bidi="pt_PT"/>
         </w:rPr>
-        <w:t xml:space="preserve"> Saalabim, Aijalom e Itla,</w:t>
+        <w:t xml:space="preserve"> Saalabim, Aijalom, Itla,</w:t>
       </w:r>
     </w:p>
     <w:p>
@@ -11254,7 +11254,7 @@
         <w:rPr>
           <w:lang w:val="pt_PT" w:bidi="pt_PT"/>
         </w:rPr>
-        <w:t xml:space="preserve"> Elom, Timna e Ecrom,</w:t>
+        <w:t xml:space="preserve"> Elom, Timna, Ecrom,</w:t>
       </w:r>
     </w:p>
     <w:p>
@@ -11275,7 +11275,7 @@
         <w:rPr>
           <w:lang w:val="pt_PT" w:bidi="pt_PT"/>
         </w:rPr>
-        <w:t xml:space="preserve"> Elteque, Gibetom e Baalate,</w:t>
+        <w:t xml:space="preserve"> Elteque, Gibetom, Baalate,</w:t>
       </w:r>
     </w:p>
     <w:p>
@@ -11296,7 +11296,7 @@
         <w:rPr>
           <w:lang w:val="pt_PT" w:bidi="pt_PT"/>
         </w:rPr>
-        <w:t xml:space="preserve"> Jeúde, Bene-Beraque e Gate-Rimom,</w:t>
+        <w:t xml:space="preserve"> Jeúde, Bene-Beraque, Gate-Rimom,</w:t>
       </w:r>
     </w:p>
     <w:p>
@@ -11338,7 +11338,7 @@
         <w:rPr>
           <w:lang w:val="pt_PT" w:bidi="pt_PT"/>
         </w:rPr>
-        <w:t xml:space="preserve"> Como os descendentes de Dã tiveram dificuldade para ocupar sua terra, atacaram Lesém, tomaram-a cidade, eliminaram seus habitantes e passaram a viver ali. Depois deram à cidade o nome de Dã, em homenagem ao seu pai.</w:t>
+        <w:t xml:space="preserve"> Como os descendentes de Dã tiveram dificuldade para ocupar sua terra, atacaram Lesém, conquistaram a cidade, eliminaram seus habitantes e passaram a viver ali. Depois chamaram a cidade de Dã, em homenagem ao seu pai.</w:t>
       </w:r>
     </w:p>
     <w:p>
@@ -11380,7 +11380,7 @@
         <w:rPr>
           <w:lang w:val="pt_PT" w:bidi="pt_PT"/>
         </w:rPr>
-        <w:t xml:space="preserve"> Depois que toda a terra foi repartida entre as tribos, os israelitas deram a Josué, filho de Num, uma herança entre eles.</w:t>
+        <w:t xml:space="preserve"> Depois que toda a terra foi repartida entre as tribos, os israelitas deram a Josué, filho de Num, uma herança entre as demais tribos.</w:t>
       </w:r>
     </w:p>
     <w:p>
@@ -11422,7 +11422,7 @@
         <w:rPr>
           <w:lang w:val="pt_PT" w:bidi="pt_PT"/>
         </w:rPr>
-        <w:t xml:space="preserve"> Esses foram os territórios que o sacerdote Eleazar, Josué, filho de Num, e os chefes dos clãs distribuíram por sorteio às tribos de Israel, diante do SENHOR, à entrada da tenda do encontro, em Siló. Assim foi concluída a divisão da terra.</w:t>
+        <w:t xml:space="preserve"> Esses foram os territórios que o sacerdote Eleazar, Josué, filho de Num, e os chefes dos clãs repartiram por sorteio às tribos de Israel, diante do SENHOR, à entrada da tenda do encontro, em Siló. Assim foi concluída a divisão da terra.</w:t>
       </w:r>
     </w:p>
     <w:p>
@@ -11480,7 +11480,7 @@
         <w:rPr>
           <w:lang w:val="pt_PT" w:bidi="pt_PT"/>
         </w:rPr>
-        <w:t xml:space="preserve"> "Diga aos israelitas que escolham as cidades de refúgio, conforme ordenei a Moisés.</w:t>
+        <w:t xml:space="preserve"> "Diga aos israelitas que escolham as cidades de refúgio, conforme ordenei por meio de Moisés.</w:t>
       </w:r>
     </w:p>
     <w:p>
@@ -11501,7 +11501,7 @@
         <w:rPr>
           <w:lang w:val="pt_PT" w:bidi="pt_PT"/>
         </w:rPr>
-        <w:t xml:space="preserve"> Quem causar a morte de alguém por acidente e sem intenção poderá fugir para essas cidades. Elas servirão para protegê-lo contra os parentes da vítima que buscam vingança pela morte.</w:t>
+        <w:t xml:space="preserve"> Quem causar a morte de alguém por acidente poderá fugir para essas cidades. Elas servirão para protegê-lo contra os parentes da vítima que buscam vingança pela morte.</w:t>
       </w:r>
     </w:p>
     <w:p>
@@ -11522,7 +11522,7 @@
         <w:rPr>
           <w:lang w:val="pt_PT" w:bidi="pt_PT"/>
         </w:rPr>
-        <w:t xml:space="preserve"> Quando chegar a uma dessas cidades, o homicida deverá se apresentar aos líderes da cidade à entrada dela e explicar o que aconteceu. Eles o receberão, permitirão que entre e lhe darão um lugar para morar entre eles.</w:t>
+        <w:t xml:space="preserve"> Quando chegar a uma dessas cidades, o homicida deverá se apresentar aos líderes da cidade à entrada dela e explicar o que aconteceu. Ele será recebido, poderá entrar e terá um lugar para morar entre eles.</w:t>
       </w:r>
     </w:p>
     <w:p>
@@ -11543,7 +11543,7 @@
         <w:rPr>
           <w:lang w:val="pt_PT" w:bidi="pt_PT"/>
         </w:rPr>
-        <w:t xml:space="preserve"> Se os parentes da vítima forem atrás dele para vingar a morte, os líderes não o entregarão, pois a morte ocorreu sem intenção e sem que houvesse hostilidade entre as partes.</w:t>
+        <w:t xml:space="preserve"> Se os parentes da vítima forem atrás dele para vingar a morte, os líderes não o entregarão, pois a morte ocorreu sem intenção e sem hostilidade entre as partes.</w:t>
       </w:r>
     </w:p>
     <w:p>
@@ -11564,7 +11564,7 @@
         <w:rPr>
           <w:lang w:val="pt_PT" w:bidi="pt_PT"/>
         </w:rPr>
-        <w:t xml:space="preserve"> No entanto, ele deverá permanecer na cidade até ser julgado pela comunidade e até a morte do sumo sacerdote que exercia o cargo naquele tempo. Depois disso, o homicida poderá voltar para sua casa, na cidade de onde fugiu".</w:t>
+        <w:t xml:space="preserve"> No entanto, ele deverá permanecer na cidade até ser julgado pela comunidade e até a morte do sumo sacerdote que estava no cargo naquele tempo. Depois disso, o homicida poderá voltar para sua casa, na cidade de onde fugiu”.</w:t>
       </w:r>
     </w:p>
     <w:p>
@@ -11627,7 +11627,7 @@
         <w:rPr>
           <w:lang w:val="pt_PT" w:bidi="pt_PT"/>
         </w:rPr>
-        <w:t xml:space="preserve"> Essas cidades foram designadas tanto para os israelitas como também para os estrangeiros que viviam entre eles. Qualquer pessoa que causasse a morte de alguém por acidente poderia buscar abrigo ali, para não ser morta por vingança antes de ser julgada pela comunidade.</w:t>
+        <w:t xml:space="preserve"> Essas cidades foram separadas tanto para os israelitas como para os estrangeiros que viviam entre eles. Qualquer pessoa que causasse a morte de alguém por acidente poderia buscar abrigo ali, para não ser morta por vingança antes de ser julgada pela comunidade.</w:t>
       </w:r>
     </w:p>
     <w:p>
@@ -11664,7 +11664,7 @@
         <w:rPr>
           <w:lang w:val="pt_PT" w:bidi="pt_PT"/>
         </w:rPr>
-        <w:t xml:space="preserve"> Os chefes das famílias da tribo de Levi procuraram o sacerdote Eleazar, Josué, filho de Num, e os chefes das demais tribos de Israel.</w:t>
+        <w:t xml:space="preserve"> Os chefes das famílias da tribo de Levi procuraram o sacerdote Eleazar, Josué, filho de Num, e os chefes das outras tribos de Israel.</w:t>
       </w:r>
     </w:p>
     <w:p>
@@ -11685,7 +11685,7 @@
         <w:rPr>
           <w:lang w:val="pt_PT" w:bidi="pt_PT"/>
         </w:rPr>
-        <w:t xml:space="preserve"> Eles se reuniram com eles em Siló, na terra de Canaã, e disseram: "O SENHOR deu ordem por meio de Moisés para que nos fossem dadas cidades para morar, com áreas abertas para os nossos rebanhos".</w:t>
+        <w:t xml:space="preserve"> Eles se reuniram com eles em Siló, na terra de Canaã, e disseram: “O SENHOR deu ordem por meio de Moisés que nos fossem dadas cidades para morar, com áreas abertas para os nossos rebanhos”.</w:t>
       </w:r>
     </w:p>
     <w:p>
@@ -11853,7 +11853,7 @@
         <w:rPr>
           <w:lang w:val="pt_PT" w:bidi="pt_PT"/>
         </w:rPr>
-        <w:t xml:space="preserve"> para os descendentes de Arão, do grupo coatita da tribo de Levi, pois a primeira porção lhes foi atribuída por sorteio.</w:t>
+        <w:t xml:space="preserve"> para os descendentes de Arão, do grupo coatita da tribo de Levi, pois a primeira porção lhes foi dada por sorteio.</w:t>
       </w:r>
     </w:p>
     <w:p>
@@ -12504,7 +12504,7 @@
         <w:rPr>
           <w:lang w:val="pt_PT" w:bidi="pt_PT"/>
         </w:rPr>
-        <w:t xml:space="preserve"> Ao todo, os levitas receberam 48 cidades dentro do território de Israel, todas com áreas de pastagem.</w:t>
+        <w:t xml:space="preserve"> Os levitas receberam ao todo 48 cidades dentro do território de Israel, todas com áreas de pastagem.</w:t>
       </w:r>
     </w:p>
     <w:p>
@@ -12567,7 +12567,7 @@
         <w:rPr>
           <w:lang w:val="pt_PT" w:bidi="pt_PT"/>
         </w:rPr>
-        <w:t xml:space="preserve"> Cumprindo o juramento que fez a esses antepassados, o SENHOR deu descanso a Israel de todos os lados. Nenhum inimigo conseguiu resistir, pois o SENHOR entregou todos eles nas mãos de Israel.</w:t>
+        <w:t xml:space="preserve"> Fiel ao juramento que fez a esses antepassados, o SENHOR deu descanso a Israel de todos os lados. Nenhum inimigo conseguiu resistir, pois o SENHOR entregou todos eles nas mãos de Israel.</w:t>
       </w:r>
     </w:p>
     <w:p>
@@ -12588,7 +12588,7 @@
         <w:rPr>
           <w:lang w:val="pt_PT" w:bidi="pt_PT"/>
         </w:rPr>
-        <w:t xml:space="preserve"> Não deixou de se cumprir nenhuma das boas promessas que o SENHOR fez ao povo de Israel. Tudo aconteceu exatamente como ele havia dito.</w:t>
+        <w:t xml:space="preserve"> Nenhuma das boas promessas que o SENHOR fez ao povo de Israel deixou de se cumprir. Tudo aconteceu exatamente como ele havia dito.</w:t>
       </w:r>
     </w:p>
     <w:p>
@@ -12646,7 +12646,7 @@
         <w:rPr>
           <w:lang w:val="pt_PT" w:bidi="pt_PT"/>
         </w:rPr>
-        <w:t xml:space="preserve"> e disse: "Vocês cumpriram tudo o que Moisés, servo do SENHOR, ordenou. Também obedeceram a todas as instruções que lhes dei.</w:t>
+        <w:t xml:space="preserve"> e disse: “Vocês cumpriram tudo o que Moisés, servo do SENHOR, ordenou, e também obedeceram a todas as instruções que lhes dei.</w:t>
       </w:r>
     </w:p>
     <w:p>
@@ -12688,7 +12688,7 @@
         <w:rPr>
           <w:lang w:val="pt_PT" w:bidi="pt_PT"/>
         </w:rPr>
-        <w:t xml:space="preserve"> Agora que o SENHOR, seu Deus, deu descanso aos seus irmãos, como havia prometido, vocês podem voltar para suas casas, na terra que Moisés, servo do SENHOR, deu a vocês como herança do outro lado do Jordão.</w:t>
+        <w:t xml:space="preserve"> Agora que o SENHOR, seu Deus, deu descanso aos seus irmãos israelitas, como havia prometido, vocês podem voltar para suas casas, na terra que Moisés, servo do SENHOR, deu a vocês como herança do outro lado do Jordão.</w:t>
       </w:r>
     </w:p>
     <w:p>
@@ -12709,7 +12709,7 @@
         <w:rPr>
           <w:lang w:val="pt_PT" w:bidi="pt_PT"/>
         </w:rPr>
-        <w:t xml:space="preserve"> Tomem o cuidado de praticar os mandamentos e a lei que Moisés, servo do SENHOR, lhes entregou: amem o SENHOR, seu Deus, sigam seus caminhos, guardem seus mandamentos, apeguem-se a ele e sirvam a ele de todo o coração e de toda a alma".</w:t>
+        <w:t xml:space="preserve"> Tomem o cuidado de praticar os mandamentos e a lei que Moisés, servo do SENHOR, lhes entregou: amem o SENHOR, seu Deus, sigam seus caminhos, guardem seus mandamentos, apeguem-se a ele e sirvam a ele de todo o coração e de toda a alma”.</w:t>
       </w:r>
     </w:p>
     <w:p>
@@ -12751,7 +12751,7 @@
         <w:rPr>
           <w:lang w:val="pt_PT" w:bidi="pt_PT"/>
         </w:rPr>
-        <w:t xml:space="preserve"> A metade da tribo de Manassés tinha recebido de Moisés terras em Basã, a leste do Jordão. A outra metade recebeu de Josué terras a oeste do Jordão, junto com os demais israelitas. Depois de se despedir deles e de abençoá-los,</w:t>
+        <w:t xml:space="preserve"> A metade da tribo de Manassés tinha recebido de Moisés terras em Basã, a leste do Jordão. A outra metade recebeu de Josué terras a oeste do Jordão, junto com os demais israelitas. Josué lhes deu sua bênção e se despediu deles,</w:t>
       </w:r>
     </w:p>
     <w:p>
@@ -12772,7 +12772,7 @@
         <w:rPr>
           <w:lang w:val="pt_PT" w:bidi="pt_PT"/>
         </w:rPr>
-        <w:t xml:space="preserve"> Josué disse: "Voltem para casa com todos estes bens: rebanhos numerosos, prata, ouro, bronze, ferro e muitas roupas. Dividam com seus parentes esses despojos que tomaram de seus inimigos".</w:t>
+        <w:t xml:space="preserve"> dizendo: “Voltem para casa com todos estes bens: muitos rebanhos, prata, ouro, bronze, ferro e muitas roupas. Dividam com seus parentes esses despojos que tomaram de seus inimigos”.</w:t>
       </w:r>
     </w:p>
     <w:p>
@@ -12793,7 +12793,7 @@
         <w:rPr>
           <w:lang w:val="pt_PT" w:bidi="pt_PT"/>
         </w:rPr>
-        <w:t xml:space="preserve"> Sendo assim, os homens de Rúben, de Gade e da metade da tribo de Manassés deixaram os outros israelitas em Siló, na terra de Canaã, e foram para a terra de Gileade. Essa era a terra que lhes pertencia, conforme a ordem dada pelo SENHOR por meio de Moisés.</w:t>
+        <w:t xml:space="preserve"> Sendo assim, os homens de Rúben, de Gade e da metade da tribo de Manassés deixaram os outros israelitas em Siló, na terra de Canaã, e foram para a terra de Gileade. Essa era a terra deles, conforme a ordem dada pelo SENHOR por meio de Moisés.</w:t>
       </w:r>
     </w:p>
     <w:p>
@@ -12814,7 +12814,7 @@
         <w:rPr>
           <w:lang w:val="pt_PT" w:bidi="pt_PT"/>
         </w:rPr>
-        <w:t xml:space="preserve"> Quando chegaram à região dos distritos do Jordão, na fronteira da terra de Canaã, os homens de Rúben, de Gade e da metade da tribo de Manassés construíram um altar grande e impressionante.</w:t>
+        <w:t xml:space="preserve"> Quando chegaram à região junto ao Jordão, na fronteira da terra de Canaã, os homens de Rúben, de Gade e da metade da tribo de Manassés construíram um altar grande e impressionante.</w:t>
       </w:r>
     </w:p>
     <w:p>
@@ -12940,7 +12940,7 @@
         <w:rPr>
           <w:lang w:val="pt_PT" w:bidi="pt_PT"/>
         </w:rPr>
-        <w:t xml:space="preserve"> "Toda a congregação do SENHOR está perguntando que traição foi essa contra o Deus de Israel? Por que vocês se afastaram do SENHOR e construíram um altar para si mesmos? Isso é rebeldia contra ele!</w:t>
+        <w:t xml:space="preserve"> "Toda a congregação do SENHOR está perguntando: que traição é essa contra o Deus de Israel? Por que vocês se afastaram do SENHOR e construíram um altar para si mesmos? Isso é rebeldia contra ele!</w:t>
       </w:r>
     </w:p>
     <w:p>
@@ -13024,7 +13024,7 @@
         <w:rPr>
           <w:lang w:val="pt_PT" w:bidi="pt_PT"/>
         </w:rPr>
-        <w:t xml:space="preserve"> Lembrem-se de Acã, descendente de Zerá. Ele foi infiel ao SENHOR quando tomou para si o que havia sido separado para o SENHOR. A ira de Deus caiu sobre todo o povo, e ele não foi o único a morrer por causa do seu pecado”.</w:t>
+        <w:t xml:space="preserve"> Lembrem-se de Acã, filho de Zerá. Ele foi infiel ao SENHOR quando roubou o que havia sido separado para o SENHOR. A ira de Deus caiu sobre todo o povo, e ele não foi o único a morrer por causa do seu pecado”.</w:t>
       </w:r>
     </w:p>
     <w:p>
@@ -13108,7 +13108,7 @@
         <w:rPr>
           <w:lang w:val="pt_PT" w:bidi="pt_PT"/>
         </w:rPr>
-        <w:t xml:space="preserve"> Fizemos isso por causa do receio de que, no futuro, os filhos de vocês perguntem aos nossos: 'O que vocês têm a ver com o SENHOR, o Deus de Israel?</w:t>
+        <w:t xml:space="preserve"> Fizemos isso porque temos medo que, no futuro, os filhos de vocês perguntem aos nossos: ‘O que vocês têm a ver com o SENHOR, o Deus de Israel?</w:t>
       </w:r>
     </w:p>
     <w:p>
@@ -13129,7 +13129,7 @@
         <w:rPr>
           <w:lang w:val="pt_PT" w:bidi="pt_PT"/>
         </w:rPr>
-        <w:t xml:space="preserve"> O SENHOR colocou o rio Jordão como limite entre nós e vocês, povo de Rúben e de Gade. Vocês não têm parte com o SENHOR'. Assim, seus filhos poderiam impedir os nossos de temerem o SENHOR.</w:t>
+        <w:t xml:space="preserve"> O SENHOR colocou o rio Jordão como limite entre nós e vocês, povo de Rúben e de Gade. Vocês não têm parte com o SENHOR’. Assim, seus filhos poderiam impedir os nossos de temerem o SENHOR.</w:t>
       </w:r>
     </w:p>
     <w:p>
@@ -13171,7 +13171,7 @@
         <w:rPr>
           <w:lang w:val="pt_PT" w:bidi="pt_PT"/>
         </w:rPr>
-        <w:t xml:space="preserve"> mas para servir de testemunho entre nós e vocês e todos os nossos descendentes de que também temos o direito de servir ao SENHOR diante dele, com holocaustos, sacrifícios e ofertas de paz. Assim, no futuro, seus descendentes não poderão dizer aos nossos: 'Vocês não têm parte com o SENHOR'.</w:t>
+        <w:t xml:space="preserve"> mas para servir de testemunho entre nós e vocês e todos os nossos descendentes de que também temos o direito de servir ao SENHOR diante dele, com holocaustos, sacrifícios e ofertas de paz. Assim, no futuro, seus descendentes não poderão dizer aos nossos: ‘Vocês não têm parte com o SENHOR’.</w:t>
       </w:r>
     </w:p>
     <w:p>
@@ -13192,7 +13192,7 @@
         <w:rPr>
           <w:lang w:val="pt_PT" w:bidi="pt_PT"/>
         </w:rPr>
-        <w:t xml:space="preserve"> Se acontecer, um dia, de falarem isso a nós ou aos nossos descendentes, responderemos: 'Vejam a réplica do altar do SENHOR que nossos antepassados fizeram. Ele não foi feito para holocaustos nem para sacrifícios, mas como testemunho entre nós e vocês'.</w:t>
+        <w:t xml:space="preserve"> Se acontecer, um dia, de falarem isso para nós ou para nossos descendentes, responderemos: ‘Vejam a réplica do altar do SENHOR que nossos antepassados fizeram. Ele não foi feito para holocaustos nem para sacrifícios, mas como testemunho entre nós e vocês’.</w:t>
       </w:r>
     </w:p>
     <w:p>
@@ -13213,7 +13213,7 @@
         <w:rPr>
           <w:lang w:val="pt_PT" w:bidi="pt_PT"/>
         </w:rPr>
-        <w:t xml:space="preserve"> Jamais tivemos a intenção de nos rebelar contra o SENHOR ou de nos afastar dele, construindo um altar para holocaustos, ofertas de cereais ou ofertas de paz. Somente o altar do SENHOR, nosso Deus, que está diante do seu tabernáculo, pode ser usado para isso".</w:t>
+        <w:t xml:space="preserve"> Jamais tivemos a intenção de nos rebelar contra o SENHOR ou de nos afastar dele, construindo um altar para holocaustos, ofertas de cereais ou ofertas de paz. Somente o altar do SENHOR, nosso Deus, que está diante do seu tabernáculo, pode ser usado para isso”.</w:t>
       </w:r>
     </w:p>
     <w:p>
@@ -13255,7 +13255,7 @@
         <w:rPr>
           <w:lang w:val="pt_PT" w:bidi="pt_PT"/>
         </w:rPr>
-        <w:t xml:space="preserve"> Fineias, filho do sacerdote Eleazar, lhes disse: "Agora sabemos que o SENHOR está entre nós, porque vocês não foram infiéis a ele. Com isso vocês desviaram de Israel a mão do SENHOR".</w:t>
+        <w:t xml:space="preserve"> Fineias, filho do sacerdote Eleazar, lhes disse: “Agora sabemos que o SENHOR está entre nós, porque vocês não foram infiéis a ele. Com isso vocês afastaram de Israel a ira do SENHOR”.</w:t>
       </w:r>
     </w:p>
     <w:p>
@@ -13297,7 +13297,7 @@
         <w:rPr>
           <w:lang w:val="pt_PT" w:bidi="pt_PT"/>
         </w:rPr>
-        <w:t xml:space="preserve"> O povo de Israel ficou satisfeito, louvou a Deus e desistiu de lutar contra Rúben e Gade.</w:t>
+        <w:t xml:space="preserve"> O povo de Israel ficou contente, louvou a Deus e desistiu de lutar contra Rúben e Gade.</w:t>
       </w:r>
     </w:p>
     <w:p>
@@ -13318,7 +13318,7 @@
         <w:rPr>
           <w:lang w:val="pt_PT" w:bidi="pt_PT"/>
         </w:rPr>
-        <w:t xml:space="preserve"> Os rubenitas e os gaditas deram ao altar o nome de “Testemunho”, porque diziam: "Ele é um testemunho entre nós de que o SENHOR também é o nosso Deus".</w:t>
+        <w:t xml:space="preserve"> Os rubenitas e os gaditas deram ao altar o nome de “Testemunho”, porque diziam: “Ele é um testemunho entre nós de que o SENHOR também é o nosso Deus”.</w:t>
       </w:r>
     </w:p>
     <w:p>
@@ -13355,7 +13355,7 @@
         <w:rPr>
           <w:lang w:val="pt_PT" w:bidi="pt_PT"/>
         </w:rPr>
-        <w:t xml:space="preserve"> Já fazia muito tempo que o SENHOR tinha dado descanso a Israel de todos os inimigos ao redor. Josué, agora bem velho,</w:t>
+        <w:t xml:space="preserve"> Fazia muito tempo que o SENHOR tinha dado descanso a Israel de todos os inimigos ao redor. Josué, já muito velho,</w:t>
       </w:r>
     </w:p>
     <w:p>
@@ -13376,7 +13376,7 @@
         <w:rPr>
           <w:lang w:val="pt_PT" w:bidi="pt_PT"/>
         </w:rPr>
-        <w:t xml:space="preserve"> reuniu todo o povo de Israel: líderes, chefes, juízes e oficiais, e disse: "Estou muito velho.</w:t>
+        <w:t xml:space="preserve"> reuniu todo o povo de Israel: líderes, chefes, juízes e oficiais, e disse: “Estou muito velho.</w:t>
       </w:r>
     </w:p>
     <w:p>
@@ -13418,7 +13418,7 @@
         <w:rPr>
           <w:lang w:val="pt_PT" w:bidi="pt_PT"/>
         </w:rPr>
-        <w:t xml:space="preserve"> Eu distribuí como herança a terra das nações que ainda restam, junto com a terra daquelas que já vencemos. Essa terra vai do rio Jordão até o mar Mediterrâneo, a oeste.</w:t>
+        <w:t xml:space="preserve"> Eu distribuí como herança a terra das nações que ainda restam, junto com a das nações que já vencemos. Essa terra vai do rio Jordão até o mar Mediterrâneo, a oeste.</w:t>
       </w:r>
     </w:p>
     <w:p>
@@ -13481,7 +13481,7 @@
         <w:rPr>
           <w:lang w:val="pt_PT" w:bidi="pt_PT"/>
         </w:rPr>
-        <w:t xml:space="preserve"> Não se unam aos povos que ainda vivem entre vocês. Não falem o nome dos deuses deles. Não jurem por esses deuses. Não sirvam a eles nem os adorem.</w:t>
+        <w:t xml:space="preserve"> Não se unam aos povos que ainda vivem entre vocês. Não mencionem o nome dos deuses deles. Não jurem por esses deuses. Não sirvam a eles nem os adorem.</w:t>
       </w:r>
     </w:p>
     <w:p>
@@ -13544,7 +13544,7 @@
         <w:rPr>
           <w:lang w:val="pt_PT" w:bidi="pt_PT"/>
         </w:rPr>
-        <w:t xml:space="preserve"> Basta um só de vocês para fazer mil inimigos fugirem, porque o SENHOR, seu Deus, luta por vocês, como prometeu.</w:t>
+        <w:t xml:space="preserve"> Um só de vocês é capaz de fazer mil inimigos fugirem, porque o SENHOR, seu Deus, luta por vocês, como prometeu.</w:t>
       </w:r>
     </w:p>
     <w:p>
@@ -13649,7 +13649,7 @@
         <w:rPr>
           <w:lang w:val="pt_PT" w:bidi="pt_PT"/>
         </w:rPr>
-        <w:t xml:space="preserve"> Assim como o SENHOR cumpriu cada uma das coisas boas que prometeu, também fará vir sobre vocês tudo o que anunciou como juízo, se forem infiéis. Ele os eliminará desta boa terra que lhes deu.</w:t>
+        <w:t xml:space="preserve"> Assim como o SENHOR cumpriu cada uma das boas promessas que fez, também fará vir sobre vocês tudo o que anunciou como juízo, se forem infiéis. Ele os eliminará desta boa terra que lhes deu.</w:t>
       </w:r>
     </w:p>
     <w:p>
@@ -13670,7 +13670,7 @@
         <w:rPr>
           <w:lang w:val="pt_PT" w:bidi="pt_PT"/>
         </w:rPr>
-        <w:t xml:space="preserve"> Se vocês violarem a aliança do SENHOR, seu Deus, e passarem a servir a outros deuses e a se prostrar diante deles, a ira do SENHOR se acenderá contra vocês. Então vocês desaparecerão rapidamente da boa terra que ele lhes concedeu".</w:t>
+        <w:t xml:space="preserve"> Se vocês violarem a aliança do SENHOR, seu Deus, e passarem a servir a outros deuses e a se prostrar diante deles, a ira do SENHOR se acenderá contra vocês. Então vocês desaparecerão rapidamente da boa terra que ele lhes deu”.</w:t>
       </w:r>
     </w:p>
     <w:p>
@@ -13728,7 +13728,7 @@
         <w:rPr>
           <w:lang w:val="pt_PT" w:bidi="pt_PT"/>
         </w:rPr>
-        <w:t xml:space="preserve"> Josué disse a todos os israelitas: "O SENHOR, Deus de Israel, diz o seguinte: 'Há muito tempo, seus antepassados, entre eles Terá, pai de Abraão e de Naor, moravam além do rio Eufrates e adoravam outros deuses.</w:t>
+        <w:t xml:space="preserve"> Josué disse a todos os israelitas: “O SENHOR, Deus de Israel, diz o seguinte: ‘Há muito tempo, seus antepassados, entre eles Terá, pai de Abraão e de Naor, moravam além do rio Eufrates e adoravam outros deuses.</w:t>
       </w:r>
     </w:p>
     <w:p>
@@ -13749,7 +13749,7 @@
         <w:rPr>
           <w:lang w:val="pt_PT" w:bidi="pt_PT"/>
         </w:rPr>
-        <w:t xml:space="preserve"> Eu tirei Abraão daquela terra e o levei à terra de Canaã; multipliquei sua descendência e lhe dei Isaque.</w:t>
+        <w:t xml:space="preserve"> Eu tirei Abraão daquela terra e o levei à terra de Canaã. Fiz com que sua descendência crescesse e lhe dei Isaque.</w:t>
       </w:r>
     </w:p>
     <w:p>
@@ -13812,7 +13812,7 @@
         <w:rPr>
           <w:lang w:val="pt_PT" w:bidi="pt_PT"/>
         </w:rPr>
-        <w:t xml:space="preserve"> Quando seus antepassados saíram do Egito e chegaram ao mar Vermelho, os egípcios foram atrás deles com carros e cavaleiros.</w:t>
+        <w:t xml:space="preserve"> Quando os seus antepassados saíram do Egito e chegaram ao mar Vermelho, os egípcios foram atrás deles com carros e cavaleiros.</w:t>
       </w:r>
     </w:p>
     <w:p>
@@ -13854,7 +13854,7 @@
         <w:rPr>
           <w:lang w:val="pt_PT" w:bidi="pt_PT"/>
         </w:rPr>
-        <w:t xml:space="preserve"> Então levei vocês à terra dos amorreus, a leste do Jordão. Eles lutaram contra vocês, mas eu os entreguei em suas mãos. Vocês tomaram a terra deles, e eu os eliminei diante de vocês.</w:t>
+        <w:t xml:space="preserve"> Então levei vocês à terra dos amorreus, a leste do Jordão. Eles lutaram contra vocês, mas eu os entreguei em suas mãos. Eu os destruí diante de vocês, e vocês ficaram com a terra deles.</w:t>
       </w:r>
     </w:p>
     <w:p>
@@ -13917,7 +13917,7 @@
         <w:rPr>
           <w:lang w:val="pt_PT" w:bidi="pt_PT"/>
         </w:rPr>
-        <w:t xml:space="preserve"> Vocês atravessaram o Jordão e chegaram a Jericó. Os homens de Jericó lutaram contra vocês; os amorreus, os ferezeus, os cananeus, os hititas, os girgaseus, os heveus e os jebuseus fizeram o mesmo. No entanto, entreguei todos eles em suas mãos.</w:t>
+        <w:t xml:space="preserve"> Vocês atravessaram o Jordão e chegaram a Jericó. Os homens de Jericó lutaram contra vocês. Os amorreus, os ferezeus, os cananeus, os hititas, os girgaseus, os heveus e os jebuseus fizeram o mesmo. No entanto, entreguei todos eles em suas mãos.</w:t>
       </w:r>
     </w:p>
     <w:p>
@@ -13938,7 +13938,7 @@
         <w:rPr>
           <w:lang w:val="pt_PT" w:bidi="pt_PT"/>
         </w:rPr>
-        <w:t xml:space="preserve"> Enviei vespas à frente de vocês para expulsá-los, como fiz aos dois reis amorreus. Não foram suas armas que lhes trouxeram a vitória.</w:t>
+        <w:t xml:space="preserve"> Enviei pragas à frente de vocês para expulsá-los, como fiz aos dois reis amorreus. Não foram suas armas que lhes trouxeram a vitória.</w:t>
       </w:r>
     </w:p>
     <w:p>
@@ -13959,7 +13959,7 @@
         <w:rPr>
           <w:lang w:val="pt_PT" w:bidi="pt_PT"/>
         </w:rPr>
-        <w:t xml:space="preserve"> Dei a vocês uma terra que vocês não trabalharam, cidades que vocês não construíram, nas quais vivem agora. Vocês comem de vinhas e oliveiras que não plantaram'.</w:t>
+        <w:t xml:space="preserve"> Dei a vocês uma terra em que vocês não trabalharam, cidades que vocês não construíram, onde vivem agora. Vocês comem de vinhas e oliveiras que não plantaram’.</w:t>
       </w:r>
     </w:p>
     <w:p>
@@ -13980,7 +13980,7 @@
         <w:rPr>
           <w:lang w:val="pt_PT" w:bidi="pt_PT"/>
         </w:rPr>
-        <w:t xml:space="preserve"> "Agora, portanto, temam o SENHOR e sirvam a ele de forma íntegra e fiel. Abandonem os deuses que seus antepassados adoraram além do Eufrates e no Egito. Sirvam somente ao SENHOR.</w:t>
+        <w:t xml:space="preserve"> Agora, portanto, temam o SENHOR e sirvam a ele de forma íntegra e fiel. Abandonem os deuses que seus antepassados adoraram além do Eufrates e no Egito. Sirvam somente ao SENHOR.</w:t>
       </w:r>
     </w:p>
     <w:p>
@@ -14001,7 +14001,7 @@
         <w:rPr>
           <w:lang w:val="pt_PT" w:bidi="pt_PT"/>
         </w:rPr>
-        <w:t xml:space="preserve"> Se vocês não quiserem servir ao SENHOR, escolham hoje a quem servirão: aos deuses antigos de seus antepassados ou aos deuses dos amorreus, cuja terra vocês habitam. Quanto a mim e à minha casa, nós serviremos ao SENHOR".</w:t>
+        <w:t xml:space="preserve"> Se vocês não quiserem servir ao SENHOR, escolham hoje a quem servirão: aos deuses antigos de seus antepassados ou aos deuses dos amorreus, cuja terra vocês habitam. Quanto a mim e à minha casa, nós serviremos ao SENHOR”.</w:t>
       </w:r>
     </w:p>
     <w:p>
@@ -14022,7 +14022,7 @@
         <w:rPr>
           <w:lang w:val="pt_PT" w:bidi="pt_PT"/>
         </w:rPr>
-        <w:t xml:space="preserve"> Os israelitas responderam: "De modo algum deixaremos o SENHOR para servir a outros deuses.</w:t>
+        <w:t xml:space="preserve"> Os israelitas responderam: “De modo algum deixaremos o SENHOR para servir a outros deuses.</w:t>
       </w:r>
     </w:p>
     <w:p>
@@ -14043,7 +14043,7 @@
         <w:rPr>
           <w:lang w:val="pt_PT" w:bidi="pt_PT"/>
         </w:rPr>
-        <w:t xml:space="preserve"> Foi o SENHOR, nosso Deus, que tirou a nós e aos nossos antepassados do Egito, da terra da escravidão. Ele fez sinais grandiosos diante de nós. Ele nos guardou durante toda a nossa caminhada no deserto e no meio dos povos pelos quais passamos.</w:t>
+        <w:t xml:space="preserve"> Foi o SENHOR, nosso Deus, que tirou a nós e aos nossos antepassados do Egito, da terra da escravidão. Ele fez sinais maravilhosos diante de nós. Ele nos guardou durante toda a nossa caminhada no deserto e no meio dos povos pelos quais passamos.</w:t>
       </w:r>
     </w:p>
     <w:p>
@@ -14064,7 +14064,7 @@
         <w:rPr>
           <w:lang w:val="pt_PT" w:bidi="pt_PT"/>
         </w:rPr>
-        <w:t xml:space="preserve"> O SENHOR expulsou todas as nações desta terra, inclusive os amorreus, de diante de nós. Por isso, também serviremos ao SENHOR. Ele é o nosso Deus".</w:t>
+        <w:t xml:space="preserve"> O SENHOR expulsou de diante de nós todas as nações desta terra, inclusive os amorreus. Por isso, também serviremos ao SENHOR. Ele é o nosso Deus”.</w:t>
       </w:r>
     </w:p>
     <w:p>
@@ -14085,7 +14085,7 @@
         <w:rPr>
           <w:lang w:val="pt_PT" w:bidi="pt_PT"/>
         </w:rPr>
-        <w:t xml:space="preserve"> Josué alertou o povo: "Vocês não conseguirão servir ao SENHOR. Ele é um Deus santo e zeloso. Ele não ignora a rebeldia nem os pecados de seu povo.</w:t>
+        <w:t xml:space="preserve"> Josué alertou o povo: “Vocês não conseguirão servir ao SENHOR. Ele é um Deus santo e zeloso. Ele não ignora a rebeldia nem os pecados de seu povo.</w:t>
       </w:r>
     </w:p>
     <w:p>
@@ -14106,7 +14106,7 @@
         <w:rPr>
           <w:lang w:val="pt_PT" w:bidi="pt_PT"/>
         </w:rPr>
-        <w:t xml:space="preserve"> Se vocês deixarem o SENHOR e servirem a deuses estranhos, ele se voltará contra vocês. Ele trará calamidade e os eliminará, mesmo depois de todo o bem que fez a vocês".</w:t>
+        <w:t xml:space="preserve"> Se vocês deixarem o SENHOR e servirem a deuses estranhos, ele se voltará contra vocês. Ele trará calamidade e os eliminará, mesmo depois de todo o bem que fez a vocês”.</w:t>
       </w:r>
     </w:p>
     <w:p>
@@ -14127,7 +14127,7 @@
         <w:rPr>
           <w:lang w:val="pt_PT" w:bidi="pt_PT"/>
         </w:rPr>
-        <w:t xml:space="preserve"> O povo lhe respondeu: "Não! Nós serviremos ao SENHOR".</w:t>
+        <w:t xml:space="preserve"> O povo lhe respondeu: “Não! Nós serviremos ao SENHOR”.</w:t>
       </w:r>
     </w:p>
     <w:p>
@@ -14148,7 +14148,7 @@
         <w:rPr>
           <w:lang w:val="pt_PT" w:bidi="pt_PT"/>
         </w:rPr>
-        <w:t xml:space="preserve"> Josué disse: "Vocês são testemunhas contra si mesmos. Vocês escolheram servir ao SENHOR". Eles responderam: "Somos testemunhas".</w:t>
+        <w:t xml:space="preserve"> Josué disse: “Vocês são testemunhas contra si mesmos. Vocês escolheram servir ao SENHOR”. Eles responderam: “Somos testemunhas”.</w:t>
       </w:r>
     </w:p>
     <w:p>
@@ -14169,7 +14169,7 @@
         <w:rPr>
           <w:lang w:val="pt_PT" w:bidi="pt_PT"/>
         </w:rPr>
-        <w:t xml:space="preserve"> Josué disse ainda: "Então removam os deuses estranhos que estão no meio de vocês. Voltem-se de coração para o SENHOR, o Deus de Israel".</w:t>
+        <w:t xml:space="preserve"> Josué disse ainda: “Então removam os deuses estranhos que estão no meio de vocês. Voltem-se de coração para o SENHOR, o Deus de Israel”.</w:t>
       </w:r>
     </w:p>
     <w:p>
@@ -14190,7 +14190,7 @@
         <w:rPr>
           <w:lang w:val="pt_PT" w:bidi="pt_PT"/>
         </w:rPr>
-        <w:t xml:space="preserve"> Os israelitas responderam: "Serviremos ao SENHOR, nosso Deus, e obedeceremos ao que ele disser".</w:t>
+        <w:t xml:space="preserve"> Os israelitas responderam: “Serviremos ao SENHOR, nosso Deus, e obedeceremos ao que ele disser”.</w:t>
       </w:r>
     </w:p>
     <w:p>
@@ -14211,7 +14211,7 @@
         <w:rPr>
           <w:lang w:val="pt_PT" w:bidi="pt_PT"/>
         </w:rPr>
-        <w:t xml:space="preserve"> Naquele dia, Josué estabeleceu uma aliança com os israelitas em Siquém e lhes deu estatutos e juízos.</w:t>
+        <w:t xml:space="preserve"> Naquele dia, Josué estabeleceu uma aliança com os israelitas em Siquém e lhes deu leis e decretos.</w:t>
       </w:r>
     </w:p>
     <w:p>
@@ -14253,7 +14253,7 @@
         <w:rPr>
           <w:lang w:val="pt_PT" w:bidi="pt_PT"/>
         </w:rPr>
-        <w:t xml:space="preserve"> Josué disse a todos: "Esta pedra ouviu todas as palavras que o SENHOR falou. Ela será uma testemunha contra vocês, se quebrarem a promessa que fizeram a Deus".</w:t>
+        <w:t xml:space="preserve"> Josué disse a todos: “Esta pedra ouviu todas as palavras que o SENHOR falou. Ela será uma testemunha contra vocês, se quebrarem a promessa que fizeram a Deus”.</w:t>
       </w:r>
     </w:p>
     <w:p>
@@ -14337,7 +14337,7 @@
         <w:rPr>
           <w:lang w:val="pt_PT" w:bidi="pt_PT"/>
         </w:rPr>
-        <w:t xml:space="preserve"> Israel serviu ao SENHOR durante toda a vida de Josué e também durante a vida dos líderes que restaram depois da morte dele e que tinham visto pessoalmente as obras que o SENHOR havia feito por Israel.</w:t>
+        <w:t xml:space="preserve"> Israel serviu ao SENHOR durante toda a vida de Josué e também durante a vida dos líderes que viveram depois da morte dele e que tinham visto pessoalmente as obras que o SENHOR havia feito por Israel.</w:t>
       </w:r>
     </w:p>
     <w:p>
@@ -14358,7 +14358,7 @@
         <w:rPr>
           <w:lang w:val="pt_PT" w:bidi="pt_PT"/>
         </w:rPr>
-        <w:t xml:space="preserve"> Os ossos de José, trazidos do Egito pelos israelitas, foram enterrados no terreno, em Siquém, que Jacó tinha comprado dos filhos de Hamor, pai de Siquém, por cem peças de prata. Esse lugar passou a pertencer aos descendentes de José.</w:t>
+        <w:t xml:space="preserve"> Os ossos de José, trazidos do Egito pelos israelitas, foram enterrados no terreno, em Siquém, que Jacó tinha comprado dos filhos de Hamor, pai de Siquém, por cem peças de prata. Esse terreno passou a pertencer aos descendentes de José.</w:t>
       </w:r>
     </w:p>
     <w:p>
@@ -14379,7 +14379,7 @@
         <w:rPr>
           <w:lang w:val="pt_PT" w:bidi="pt_PT"/>
         </w:rPr>
-        <w:t xml:space="preserve"> Eleazar, filho de Arão, também morreu e foi sepultado nas montanhas de Efraim, na colina de Fineias, seu filho, que lhe tinha sido dado como herança.</w:t>
+        <w:t xml:space="preserve"> Eleazar, filho de Arão, também morreu e foi sepultado nas montanhas de Efraim, em Gibeá, cidade que tinha sido dada ao seu filho, Fineias.</w:t>
       </w:r>
     </w:p>
     <w:sectPr>
